--- a/03-encrypted-case-container.docx
+++ b/03-encrypted-case-container.docx
@@ -1323,7 +1323,7 @@
           <w:sz w:val="17"/>
           <w:szCs w:val="17"/>
         </w:rPr>
-        <w:t xml:space="preserve"># the kit, under Claude_Stuff/desktop_app_projects/</w:t>
+        <w:t xml:space="preserve"># the kit, under Claude_Stuff/cli_projects/</w:t>
       </w:r>
     </w:p>
     <w:p>
@@ -1807,7 +1807,7 @@
           <w:sz w:val="17"/>
           <w:szCs w:val="17"/>
         </w:rPr>
-        <w:t xml:space="preserve">~/.local/bin</w:t>
+        <w:t xml:space="preserve">~/.local/sbin</w:t>
       </w:r>
     </w:p>
     <w:p>
@@ -1873,7 +1873,7 @@
           <w:sz w:val="17"/>
           <w:szCs w:val="17"/>
         </w:rPr>
-        <w:t xml:space="preserve">~/.local/bin/claude</w:t>
+        <w:t xml:space="preserve">~/.local/sbin/claude</w:t>
       </w:r>
     </w:p>
     <w:p>
@@ -1930,7 +1930,7 @@
           <w:sz w:val="17"/>
           <w:szCs w:val="17"/>
         </w:rPr>
-        <w:t xml:space="preserve">~/.local/bin/claude</w:t>
+        <w:t xml:space="preserve">~/.local/sbin/claude</w:t>
       </w:r>
     </w:p>
     <w:p>
@@ -1970,7 +1970,7 @@
           <w:sz w:val="17"/>
           <w:szCs w:val="17"/>
         </w:rPr>
-        <w:t xml:space="preserve"># ~/.local/bin must come first in PATH</w:t>
+        <w:t xml:space="preserve"># ~/.local/sbin must come first in PATH</w:t>
       </w:r>
     </w:p>
     <w:p>
@@ -2009,7 +2009,7 @@
           <w:sz w:val="17"/>
           <w:szCs w:val="17"/>
         </w:rPr>
-        <w:t xml:space="preserve">'export PATH="$HOME/.local/bin:$PATH"'</w:t>
+        <w:t xml:space="preserve">'export PATH="$HOME/.local/sbin:$PATH"'</w:t>
       </w:r>
       <w:r>
         <w:rPr>

--- a/03-encrypted-case-container.docx
+++ b/03-encrypted-case-container.docx
@@ -32,7 +32,7 @@
           <w:sz w:val="18"/>
           <w:szCs w:val="18"/>
         </w:rPr>
-        <w:t xml:space="preserve">2026-08-01  ·  Companion to the Operating Manual v1.0 and the Claude Code Handover</w:t>
+        <w:t>2026-08-01  ·  Companion to the Operating Manual v1.2 and the Claude Code Handover</w:t>
       </w:r>
     </w:p>
     <w:p>

--- a/03-encrypted-case-container.docx
+++ b/03-encrypted-case-container.docx
@@ -32,7 +32,7 @@
           <w:sz w:val="18"/>
           <w:szCs w:val="18"/>
         </w:rPr>
-        <w:t>2026-08-01  ·  Companion to the Operating Manual v1.2 and the Claude Code Handover</w:t>
+        <w:t>2026-08-02  ·  Companion to the Operating Manual v1.3 and the Claude Code Handover</w:t>
       </w:r>
     </w:p>
     <w:p>
@@ -775,7 +775,7 @@
           <w:sz w:val="17"/>
           <w:szCs w:val="17"/>
         </w:rPr>
-        <w:t xml:space="preserve">  ┌──────────────────────────────────────────────────────────┐</w:t>
+        <w:t xml:space="preserve">  ┌─────────────────────────────────────────────────────────────────┐</w:t>
       </w:r>
     </w:p>
     <w:p>
@@ -789,12 +789,11 @@
       </w:pPr>
       <w:r>
         <w:rPr>
-          <w:rFonts w:ascii="Consolas" w:cs="Consolas" w:eastAsia="Consolas" w:hAnsi="Consolas"/>
+          <w:rFonts w:ascii="Consolas" w:hAnsi="Consolas"/>
           <w:color w:val="8C8578"/>
           <w:sz w:val="17"/>
-          <w:szCs w:val="17"/>
-        </w:rPr>
-        <w:t xml:space="preserve">  │  BLOCKED: the case container is mounted at ~/translate</w:t>
+        </w:rPr>
+        <w:t xml:space="preserve">  │  BLOCKED: the case container is mounted at</w:t>
       </w:r>
     </w:p>
     <w:p>
@@ -808,12 +807,11 @@
       </w:pPr>
       <w:r>
         <w:rPr>
-          <w:rFonts w:ascii="Consolas" w:cs="Consolas" w:eastAsia="Consolas" w:hAnsi="Consolas"/>
+          <w:rFonts w:ascii="Consolas" w:hAnsi="Consolas"/>
           <w:color w:val="8C8578"/>
           <w:sz w:val="17"/>
-          <w:szCs w:val="17"/>
-        </w:rPr>
-        <w:t xml:space="preserve">  │</w:t>
+        </w:rPr>
+        <w:t xml:space="preserve">  │     ~/translation-work/confidential-projects</w:t>
       </w:r>
     </w:p>
     <w:p>
@@ -832,7 +830,7 @@
           <w:sz w:val="17"/>
           <w:szCs w:val="17"/>
         </w:rPr>
-        <w:t xml:space="preserve">  │  Claude Code sends context to Anthropic's servers. Case</w:t>
+        <w:t xml:space="preserve">  │</w:t>
       </w:r>
     </w:p>
     <w:p>
@@ -851,7 +849,7 @@
           <w:sz w:val="17"/>
           <w:szCs w:val="17"/>
         </w:rPr>
-        <w:t xml:space="preserve">  │  material must not be reachable during a session.</w:t>
+        <w:t xml:space="preserve">  │  Claude Code sends context to Anthropic's servers. Case</w:t>
       </w:r>
     </w:p>
     <w:p>
@@ -870,7 +868,7 @@
           <w:sz w:val="17"/>
           <w:szCs w:val="17"/>
         </w:rPr>
-        <w:t xml:space="preserve">  │</w:t>
+        <w:t xml:space="preserve">  │  material must not be reachable during a session.</w:t>
       </w:r>
     </w:p>
     <w:p>
@@ -889,7 +887,44 @@
           <w:sz w:val="17"/>
           <w:szCs w:val="17"/>
         </w:rPr>
+        <w:t xml:space="preserve">  │</w:t>
+      </w:r>
+    </w:p>
+    <w:p>
+      <w:pPr>
+        <w:pBdr>
+          <w:left w:val="single" w:color="C15E3C" w:sz="12" w:space="8"/>
+        </w:pBdr>
+        <w:shd w:fill="F7F2E9" w:val="clear"/>
+        <w:spacing w:after="0" w:before="0" w:line="240"/>
+        <w:ind w:left="259"/>
+      </w:pPr>
+      <w:r>
+        <w:rPr>
+          <w:rFonts w:ascii="Consolas" w:cs="Consolas" w:eastAsia="Consolas" w:hAnsi="Consolas"/>
+          <w:color w:val="8C8578"/>
+          <w:sz w:val="17"/>
+          <w:szCs w:val="17"/>
+        </w:rPr>
         <w:t xml:space="preserve">  │  Close it first:   case-close</w:t>
+      </w:r>
+    </w:p>
+    <w:p>
+      <w:pPr>
+        <w:pBdr>
+          <w:left w:val="single" w:color="C15E3C" w:sz="12" w:space="8"/>
+        </w:pBdr>
+        <w:shd w:fill="F7F2E9" w:val="clear"/>
+        <w:spacing w:after="0" w:before="0" w:line="240"/>
+        <w:ind w:left="259"/>
+      </w:pPr>
+      <w:r>
+        <w:rPr>
+          <w:rFonts w:ascii="Consolas" w:hAnsi="Consolas"/>
+          <w:color w:val="8C8578"/>
+          <w:sz w:val="17"/>
+        </w:rPr>
+        <w:t xml:space="preserve">  │  Then start from the kit directory (outside ~/translation-work)</w:t>
       </w:r>
     </w:p>
     <w:p>
@@ -909,7 +944,20 @@
           <w:sz w:val="17"/>
           <w:szCs w:val="17"/>
         </w:rPr>
-        <w:t xml:space="preserve">  └──────────────────────────────────────────────────────────┘</w:t>
+        <w:t xml:space="preserve">  └─────────────────────────────────────────────────────────────────┘</w:t>
+      </w:r>
+    </w:p>
+    <w:p>
+      <w:pPr>
+        <w:spacing w:after="120" w:line="264"/>
+      </w:pPr>
+      <w:r>
+        <w:rPr>
+          <w:rFonts w:ascii="Calibri" w:hAnsi="Calibri"/>
+          <w:color w:val="1A1A1A"/>
+          <w:sz w:val="21"/>
+        </w:rPr>
+        <w:t>The wrapper makes three checks, all verified working. It refuses if the container is mounted. It refuses if the data directory is not a mount but holds files anyway — which means case material is sitting unencrypted outside the container, and closing the container cannot hide it. And it refuses if the working directory sits inside the data path or is a parent of it, which is what happens if you start a session from your home directory. The three exit with distinct codes (3, 5 and 4) so a script can tell them apart.</w:t>
       </w:r>
     </w:p>
     <w:p>
@@ -923,7 +971,41 @@
           <w:sz w:val="21"/>
           <w:szCs w:val="21"/>
         </w:rPr>
-        <w:t xml:space="preserve">The wrapper blocks on three conditions, all verified working: the container is mounted; the working directory sits inside the data path; or the working directory is a parent of it, which is what happens if you start a session from your home directory.</w:t>
+        <w:t xml:space="preserve">Forgetting now produces a refusal instead of a silent exposure. That is the whole argument for doing this.</w:t>
+      </w:r>
+    </w:p>
+    <w:p>
+      <w:pPr>
+        <w:pStyle w:val="Heading1"/>
+        <w:spacing w:after="130" w:before="340"/>
+      </w:pPr>
+      <w:r>
+        <w:rPr>
+          <w:rFonts w:ascii="Calibri" w:cs="Calibri" w:eastAsia="Calibri" w:hAnsi="Calibri"/>
+          <w:b/>
+          <w:bCs/>
+          <w:color w:val="C15E3C"/>
+          <w:sz w:val="29"/>
+          <w:szCs w:val="29"/>
+        </w:rPr>
+        <w:t xml:space="preserve">3. Options</w:t>
+      </w:r>
+    </w:p>
+    <w:p>
+      <w:pPr>
+        <w:pStyle w:val="Heading2"/>
+        <w:spacing w:after="130" w:before="250"/>
+      </w:pPr>
+      <w:r>
+        <w:rPr>
+          <w:rFonts w:ascii="Calibri" w:cs="Calibri" w:eastAsia="Calibri" w:hAnsi="Calibri"/>
+          <w:b/>
+          <w:bCs/>
+          <w:color w:val="1A1A1A"/>
+          <w:sz w:val="24"/>
+          <w:szCs w:val="24"/>
+        </w:rPr>
+        <w:t xml:space="preserve">3.1 LUKS file container — recommended</w:t>
       </w:r>
     </w:p>
     <w:p>
@@ -937,7 +1019,147 @@
           <w:sz w:val="21"/>
           <w:szCs w:val="21"/>
         </w:rPr>
-        <w:t xml:space="preserve">Forgetting now produces a refusal instead of a silent exposure. That is the whole argument for doing this.</w:t>
+        <w:t xml:space="preserve">A single encrypted file, unlocked with a passphrase and mounted as a filesystem. Kernel-native on Linux, no third-party software, and the same mechanism Ubuntu uses for full-disk encryption. Best performance of the options here because encryption happens at the block layer.</w:t>
+      </w:r>
+    </w:p>
+    <w:p>
+      <w:pPr>
+        <w:spacing w:after="120" w:line="264"/>
+      </w:pPr>
+      <w:r>
+        <w:rPr>
+          <w:rFonts w:ascii="Calibri" w:cs="Calibri" w:eastAsia="Calibri" w:hAnsi="Calibri"/>
+          <w:color w:val="1A1A1A"/>
+          <w:sz w:val="21"/>
+          <w:szCs w:val="21"/>
+        </w:rPr>
+        <w:t xml:space="preserve">Recommended because it is the strongest option that requires nothing you do not already have, and because it fails closed: if it is not unlocked, there is nothing there at all — not filenames, not sizes, not directory structure.</w:t>
+      </w:r>
+    </w:p>
+    <w:p>
+      <w:pPr>
+        <w:pStyle w:val="Heading2"/>
+        <w:spacing w:after="130" w:before="250"/>
+      </w:pPr>
+      <w:r>
+        <w:rPr>
+          <w:rFonts w:ascii="Calibri" w:cs="Calibri" w:eastAsia="Calibri" w:hAnsi="Calibri"/>
+          <w:b/>
+          <w:bCs/>
+          <w:color w:val="1A1A1A"/>
+          <w:sz w:val="24"/>
+          <w:szCs w:val="24"/>
+        </w:rPr>
+        <w:t xml:space="preserve">3.2 gocryptfs — if backups matter more</w:t>
+      </w:r>
+    </w:p>
+    <w:p>
+      <w:pPr>
+        <w:spacing w:after="120" w:line="264"/>
+      </w:pPr>
+      <w:r>
+        <w:rPr>
+          <w:rFonts w:ascii="Calibri" w:cs="Calibri" w:eastAsia="Calibri" w:hAnsi="Calibri"/>
+          <w:color w:val="1A1A1A"/>
+          <w:sz w:val="21"/>
+          <w:szCs w:val="21"/>
+        </w:rPr>
+        <w:t xml:space="preserve">Encrypts file by file rather than as one block device. Grows dynamically with no fixed size, and because each file is separately encrypted, incremental backup works normally — changing one document syncs one file rather than a 40 GB image.</w:t>
+      </w:r>
+    </w:p>
+    <w:p>
+      <w:pPr>
+        <w:spacing w:after="120" w:line="264"/>
+      </w:pPr>
+      <w:r>
+        <w:rPr>
+          <w:rFonts w:ascii="Calibri" w:cs="Calibri" w:eastAsia="Calibri" w:hAnsi="Calibri"/>
+          <w:color w:val="1A1A1A"/>
+          <w:sz w:val="21"/>
+          <w:szCs w:val="21"/>
+        </w:rPr>
+        <w:t xml:space="preserve">The trade is metadata leakage. An observer with access to the encrypted directory sees how many files exist, their approximate sizes, and the directory shape, even without reading content. For a document set whose very structure might be informative, that is a real if modest concession.</w:t>
+      </w:r>
+    </w:p>
+    <w:p>
+      <w:pPr>
+        <w:pStyle w:val="Heading2"/>
+        <w:spacing w:after="130" w:before="250"/>
+      </w:pPr>
+      <w:r>
+        <w:rPr>
+          <w:rFonts w:ascii="Calibri" w:cs="Calibri" w:eastAsia="Calibri" w:hAnsi="Calibri"/>
+          <w:b/>
+          <w:bCs/>
+          <w:color w:val="1A1A1A"/>
+          <w:sz w:val="24"/>
+          <w:szCs w:val="24"/>
+        </w:rPr>
+        <w:t xml:space="preserve">3.3 VeraCrypt — if the Windows machine needs access</w:t>
+      </w:r>
+    </w:p>
+    <w:p>
+      <w:pPr>
+        <w:spacing w:after="120" w:line="264"/>
+      </w:pPr>
+      <w:r>
+        <w:rPr>
+          <w:rFonts w:ascii="Calibri" w:cs="Calibri" w:eastAsia="Calibri" w:hAnsi="Calibri"/>
+          <w:color w:val="1A1A1A"/>
+          <w:sz w:val="21"/>
+          <w:szCs w:val="21"/>
+        </w:rPr>
+        <w:t xml:space="preserve">Cross-platform, with a graphical interface. Worth it only if the same container must open on your Windows machine; otherwise it adds a third-party dependency and some performance cost for no benefit over LUKS.</w:t>
+      </w:r>
+    </w:p>
+    <w:p>
+      <w:pPr>
+        <w:pStyle w:val="Heading2"/>
+        <w:spacing w:after="130" w:before="250"/>
+      </w:pPr>
+      <w:r>
+        <w:rPr>
+          <w:rFonts w:ascii="Calibri" w:cs="Calibri" w:eastAsia="Calibri" w:hAnsi="Calibri"/>
+          <w:b/>
+          <w:bCs/>
+          <w:color w:val="1A1A1A"/>
+          <w:sz w:val="24"/>
+          <w:szCs w:val="24"/>
+        </w:rPr>
+        <w:t xml:space="preserve">3.4 External encrypted drive — strongest, least convenient</w:t>
+      </w:r>
+    </w:p>
+    <w:p>
+      <w:pPr>
+        <w:spacing w:after="120" w:line="264"/>
+      </w:pPr>
+      <w:r>
+        <w:rPr>
+          <w:rFonts w:ascii="Calibri" w:cs="Calibri" w:eastAsia="Calibri" w:hAnsi="Calibri"/>
+          <w:color w:val="1A1A1A"/>
+          <w:sz w:val="21"/>
+          <w:szCs w:val="21"/>
+        </w:rPr>
+        <w:t xml:space="preserve">A LUKS-encrypted USB SSD that you physically unplug. Nothing beats the boundary of a disconnected cable, and it makes the container impossible to forget about because its absence is visible. The cost is that batch runs must complete while it is attached, and a multi-day run means a drive left plugged in for days — which erodes the advantage.</w:t>
+      </w:r>
+    </w:p>
+    <w:p>
+      <w:pPr>
+        <w:spacing w:after="120" w:line="264"/>
+      </w:pPr>
+      <w:r>
+        <w:rPr>
+          <w:rFonts w:ascii="Calibri" w:cs="Calibri" w:eastAsia="Calibri" w:hAnsi="Calibri"/>
+          <w:color w:val="1A1A1A"/>
+          <w:sz w:val="21"/>
+          <w:szCs w:val="21"/>
+        </w:rPr>
+        <w:t xml:space="preserve">Reasonable hybrid: work on the internal container, and keep the encrypted external drive as the backup target.</w:t>
+      </w:r>
+    </w:p>
+    <w:p>
+      <w:r>
+        <w:br w:type="page"/>
       </w:r>
     </w:p>
     <w:p>
@@ -954,7 +1176,21 @@
           <w:sz w:val="29"/>
           <w:szCs w:val="29"/>
         </w:rPr>
-        <w:t xml:space="preserve">3. Options</w:t>
+        <w:t xml:space="preserve">4. Setup</w:t>
+      </w:r>
+    </w:p>
+    <w:p>
+      <w:pPr>
+        <w:spacing w:after="120" w:line="264"/>
+      </w:pPr>
+      <w:r>
+        <w:rPr>
+          <w:rFonts w:ascii="Calibri" w:cs="Calibri" w:eastAsia="Calibri" w:hAnsi="Calibri"/>
+          <w:color w:val="1A1A1A"/>
+          <w:sz w:val="21"/>
+          <w:szCs w:val="21"/>
+        </w:rPr>
+        <w:t xml:space="preserve">Roughly fifteen minutes, most of it choosing a passphrase. The kit now includes five scripts that do the work.</w:t>
       </w:r>
     </w:p>
     <w:p>
@@ -971,7 +1207,7 @@
           <w:sz w:val="24"/>
           <w:szCs w:val="24"/>
         </w:rPr>
-        <w:t xml:space="preserve">3.1 LUKS file container — recommended</w:t>
+        <w:t>4.1 If a plaintext work directory already exists</w:t>
       </w:r>
     </w:p>
     <w:p>
@@ -985,7 +1221,183 @@
           <w:sz w:val="21"/>
           <w:szCs w:val="21"/>
         </w:rPr>
-        <w:t xml:space="preserve">A single encrypted file, unlocked with a passphrase and mounted as a filesystem. Kernel-native on Linux, no third-party software, and the same mechanism Ubuntu uses for full-disk encryption. Best performance of the options here because encryption happens at the block layer.</w:t>
+        <w:t>Move it aside first - ~/translate was the layout before the container, so a machine set up earlier may still have one. case-init refuses to run over an existing directory with contents.</w:t>
+      </w:r>
+    </w:p>
+    <w:p>
+      <w:pPr>
+        <w:pBdr>
+          <w:top w:val="single" w:color="E2D8C8" w:sz="2" w:space="3"/>
+          <w:bottom w:val="single" w:color="E2D8C8" w:sz="2" w:space="3"/>
+          <w:left w:val="single" w:color="C15E3C" w:sz="12" w:space="8"/>
+        </w:pBdr>
+        <w:shd w:fill="F7F2E9" w:val="clear"/>
+        <w:spacing w:after="160" w:before="40" w:line="240"/>
+        <w:ind w:left="259"/>
+      </w:pPr>
+      <w:r>
+        <w:rPr>
+          <w:rFonts w:ascii="Consolas" w:cs="Consolas" w:eastAsia="Consolas" w:hAnsi="Consolas"/>
+          <w:b/>
+          <w:bCs/>
+          <w:color w:val="A8432A"/>
+          <w:sz w:val="17"/>
+          <w:szCs w:val="17"/>
+        </w:rPr>
+        <w:t xml:space="preserve">mv</w:t>
+      </w:r>
+      <w:r>
+        <w:rPr>
+          <w:rFonts w:ascii="Consolas" w:cs="Consolas" w:eastAsia="Consolas" w:hAnsi="Consolas"/>
+          <w:color w:val="35322E"/>
+          <w:sz w:val="17"/>
+          <w:szCs w:val="17"/>
+        </w:rPr>
+        <w:t xml:space="preserve"> </w:t>
+      </w:r>
+      <w:r>
+        <w:rPr>
+          <w:rFonts w:ascii="Consolas" w:cs="Consolas" w:eastAsia="Consolas" w:hAnsi="Consolas"/>
+          <w:color w:val="35322E"/>
+          <w:sz w:val="17"/>
+          <w:szCs w:val="17"/>
+        </w:rPr>
+        <w:t xml:space="preserve">~/translate</w:t>
+      </w:r>
+      <w:r>
+        <w:rPr>
+          <w:rFonts w:ascii="Consolas" w:cs="Consolas" w:eastAsia="Consolas" w:hAnsi="Consolas"/>
+          <w:color w:val="35322E"/>
+          <w:sz w:val="17"/>
+          <w:szCs w:val="17"/>
+        </w:rPr>
+        <w:t xml:space="preserve"> </w:t>
+      </w:r>
+      <w:r>
+        <w:rPr>
+          <w:rFonts w:ascii="Consolas" w:cs="Consolas" w:eastAsia="Consolas" w:hAnsi="Consolas"/>
+          <w:color w:val="35322E"/>
+          <w:sz w:val="17"/>
+          <w:szCs w:val="17"/>
+        </w:rPr>
+        <w:t xml:space="preserve">~/translation-work/plain-backup</w:t>
+      </w:r>
+    </w:p>
+    <w:p>
+      <w:pPr>
+        <w:pStyle w:val="Heading2"/>
+        <w:spacing w:after="130" w:before="250"/>
+      </w:pPr>
+      <w:r>
+        <w:rPr>
+          <w:rFonts w:ascii="Calibri" w:cs="Calibri" w:eastAsia="Calibri" w:hAnsi="Calibri"/>
+          <w:b/>
+          <w:bCs/>
+          <w:color w:val="1A1A1A"/>
+          <w:sz w:val="24"/>
+          <w:szCs w:val="24"/>
+        </w:rPr>
+        <w:t xml:space="preserve">4.2 Create the container</w:t>
+      </w:r>
+    </w:p>
+    <w:p>
+      <w:pPr>
+        <w:pBdr>
+          <w:top w:val="single" w:color="E2D8C8" w:sz="2" w:space="3"/>
+          <w:left w:val="single" w:color="C15E3C" w:sz="12" w:space="8"/>
+        </w:pBdr>
+        <w:shd w:fill="F7F2E9" w:val="clear"/>
+        <w:spacing w:after="0" w:before="40" w:line="240"/>
+        <w:ind w:left="259"/>
+      </w:pPr>
+      <w:r>
+        <w:rPr>
+          <w:rFonts w:ascii="Consolas" w:cs="Consolas" w:eastAsia="Consolas" w:hAnsi="Consolas"/>
+          <w:b/>
+          <w:bCs/>
+          <w:color w:val="A8432A"/>
+          <w:sz w:val="17"/>
+          <w:szCs w:val="17"/>
+        </w:rPr>
+        <w:t xml:space="preserve">cd</w:t>
+      </w:r>
+      <w:r>
+        <w:rPr>
+          <w:rFonts w:ascii="Consolas" w:cs="Consolas" w:eastAsia="Consolas" w:hAnsi="Consolas"/>
+          <w:color w:val="35322E"/>
+          <w:sz w:val="17"/>
+          <w:szCs w:val="17"/>
+        </w:rPr>
+        <w:t xml:space="preserve"> </w:t>
+      </w:r>
+      <w:r>
+        <w:rPr>
+          <w:rFonts w:ascii="Consolas" w:cs="Consolas" w:eastAsia="Consolas" w:hAnsi="Consolas"/>
+          <w:color w:val="3F7A44"/>
+          <w:sz w:val="17"/>
+          <w:szCs w:val="17"/>
+        </w:rPr>
+        <w:t xml:space="preserve">"$KIT"</w:t>
+      </w:r>
+      <w:r>
+        <w:rPr>
+          <w:rFonts w:ascii="Consolas" w:cs="Consolas" w:eastAsia="Consolas" w:hAnsi="Consolas"/>
+          <w:color w:val="35322E"/>
+          <w:sz w:val="17"/>
+          <w:szCs w:val="17"/>
+        </w:rPr>
+        <w:t xml:space="preserve">        </w:t>
+      </w:r>
+      <w:r>
+        <w:rPr>
+          <w:rFonts w:ascii="Consolas" w:cs="Consolas" w:eastAsia="Consolas" w:hAnsi="Consolas"/>
+          <w:i/>
+          <w:iCs/>
+          <w:color w:val="8C8578"/>
+          <w:sz w:val="17"/>
+          <w:szCs w:val="17"/>
+        </w:rPr>
+        <w:t xml:space="preserve"># the kit, under Claude_Stuff/cli_projects/</w:t>
+      </w:r>
+    </w:p>
+    <w:p>
+      <w:pPr>
+        <w:pBdr>
+          <w:bottom w:val="single" w:color="E2D8C8" w:sz="2" w:space="3"/>
+          <w:left w:val="single" w:color="C15E3C" w:sz="12" w:space="8"/>
+        </w:pBdr>
+        <w:shd w:fill="F7F2E9" w:val="clear"/>
+        <w:spacing w:after="160" w:before="0" w:line="240"/>
+        <w:ind w:left="259"/>
+      </w:pPr>
+      <w:r>
+        <w:rPr>
+          <w:rFonts w:ascii="Consolas" w:cs="Consolas" w:eastAsia="Consolas" w:hAnsi="Consolas"/>
+          <w:b/>
+          <w:bCs/>
+          <w:color w:val="A8432A"/>
+          <w:sz w:val="17"/>
+          <w:szCs w:val="17"/>
+        </w:rPr>
+        <w:t xml:space="preserve">./bin/case-init</w:t>
+      </w:r>
+      <w:r>
+        <w:rPr>
+          <w:rFonts w:ascii="Consolas" w:cs="Consolas" w:eastAsia="Consolas" w:hAnsi="Consolas"/>
+          <w:color w:val="35322E"/>
+          <w:sz w:val="17"/>
+          <w:szCs w:val="17"/>
+        </w:rPr>
+        <w:t xml:space="preserve"> </w:t>
+      </w:r>
+      <w:r>
+        <w:rPr>
+          <w:rFonts w:ascii="Consolas" w:cs="Consolas" w:eastAsia="Consolas" w:hAnsi="Consolas"/>
+          <w:color w:val="35322E"/>
+          <w:sz w:val="17"/>
+          <w:szCs w:val="17"/>
+        </w:rPr>
+        <w:t xml:space="preserve">40G</w:t>
       </w:r>
     </w:p>
     <w:p>
@@ -999,7 +1411,51 @@
           <w:sz w:val="21"/>
           <w:szCs w:val="21"/>
         </w:rPr>
-        <w:t xml:space="preserve">Recommended because it is the strongest option that requires nothing you do not already have, and because it fails closed: if it is not unlocked, there is nothing there at all — not filenames, not sizes, not directory structure.</w:t>
+        <w:t xml:space="preserve">This creates a sparse LUKS2 file at ~/.case/confidential.luks, formats it ext4, seeds the _shared/ layer with the glossary and prompt templates, backs up the LUKS header, and makes the bare mountpoint immutable so nothing can write to it while closed. Individual projects are created afterwards with tr-project --new.</w:t>
+      </w:r>
+    </w:p>
+    <w:p>
+      <w:pPr>
+        <w:spacing w:after="120" w:line="264"/>
+      </w:pPr>
+      <w:r>
+        <w:rPr>
+          <w:rFonts w:ascii="Calibri" w:cs="Calibri" w:eastAsia="Calibri" w:hAnsi="Calibri"/>
+          <w:color w:val="1A1A1A"/>
+          <w:sz w:val="21"/>
+          <w:szCs w:val="21"/>
+        </w:rPr>
+        <w:t xml:space="preserve">Forty gigabytes is generous for several matters of roughly one hundred documents each plus their OCR output; the file is sparse, so it consumes only what is actually used. The model itself lives under the Ollama directory, not here.</w:t>
+      </w:r>
+    </w:p>
+    <w:p>
+      <w:pPr>
+        <w:pBdr>
+          <w:left w:val="single" w:color="8C3B2E" w:sz="20" w:space="10"/>
+        </w:pBdr>
+        <w:shd w:fill="F7E9E4" w:val="clear"/>
+        <w:spacing w:after="170" w:before="150" w:line="264"/>
+        <w:ind w:left="172"/>
+      </w:pPr>
+      <w:r>
+        <w:rPr>
+          <w:rFonts w:ascii="Calibri" w:cs="Calibri" w:eastAsia="Calibri" w:hAnsi="Calibri"/>
+          <w:b/>
+          <w:bCs/>
+          <w:color w:val="8C3B2E"/>
+          <w:sz w:val="21"/>
+          <w:szCs w:val="21"/>
+        </w:rPr>
+        <w:t xml:space="preserve">Two things to do immediately after.  </w:t>
+      </w:r>
+      <w:r>
+        <w:rPr>
+          <w:rFonts w:ascii="Calibri" w:cs="Calibri" w:eastAsia="Calibri" w:hAnsi="Calibri"/>
+          <w:color w:val="1A1A1A"/>
+          <w:sz w:val="21"/>
+          <w:szCs w:val="21"/>
+        </w:rPr>
+        <w:t xml:space="preserve">Put the passphrase in your password manager — there is no recovery. And copy ~/.case/header.bak somewhere off this machine: without the header backup, corruption of the first few megabytes destroys the data even if the passphrase is correct.</w:t>
       </w:r>
     </w:p>
     <w:p>
@@ -1016,7 +1472,273 @@
           <w:sz w:val="24"/>
           <w:szCs w:val="24"/>
         </w:rPr>
-        <w:t xml:space="preserve">3.2 gocryptfs — if backups matter more</w:t>
+        <w:t xml:space="preserve">4.3 Move the existing data in</w:t>
+      </w:r>
+    </w:p>
+    <w:p>
+      <w:pPr>
+        <w:pBdr>
+          <w:top w:val="single" w:color="E2D8C8" w:sz="2" w:space="3"/>
+          <w:left w:val="single" w:color="C15E3C" w:sz="12" w:space="8"/>
+        </w:pBdr>
+        <w:shd w:fill="F7F2E9" w:val="clear"/>
+        <w:spacing w:after="0" w:before="40" w:line="240"/>
+        <w:ind w:left="259"/>
+      </w:pPr>
+      <w:r>
+        <w:rPr>
+          <w:rFonts w:ascii="Consolas" w:cs="Consolas" w:eastAsia="Consolas" w:hAnsi="Consolas"/>
+          <w:b/>
+          <w:bCs/>
+          <w:color w:val="A8432A"/>
+          <w:sz w:val="17"/>
+          <w:szCs w:val="17"/>
+        </w:rPr>
+        <w:t xml:space="preserve">case-open</w:t>
+      </w:r>
+    </w:p>
+    <w:p>
+      <w:pPr>
+        <w:pBdr>
+          <w:left w:val="single" w:color="C15E3C" w:sz="12" w:space="8"/>
+        </w:pBdr>
+        <w:shd w:fill="F7F2E9" w:val="clear"/>
+        <w:spacing w:after="0" w:before="0" w:line="240"/>
+        <w:ind w:left="259"/>
+      </w:pPr>
+      <w:r>
+        <w:rPr>
+          <w:rFonts w:ascii="Consolas" w:cs="Consolas" w:eastAsia="Consolas" w:hAnsi="Consolas"/>
+          <w:b/>
+          <w:bCs/>
+          <w:color w:val="A8432A"/>
+          <w:sz w:val="17"/>
+          <w:szCs w:val="17"/>
+        </w:rPr>
+        <w:t xml:space="preserve">rsync</w:t>
+      </w:r>
+      <w:r>
+        <w:rPr>
+          <w:rFonts w:ascii="Consolas" w:cs="Consolas" w:eastAsia="Consolas" w:hAnsi="Consolas"/>
+          <w:color w:val="35322E"/>
+          <w:sz w:val="17"/>
+          <w:szCs w:val="17"/>
+        </w:rPr>
+        <w:t xml:space="preserve"> </w:t>
+      </w:r>
+      <w:r>
+        <w:rPr>
+          <w:rFonts w:ascii="Consolas" w:cs="Consolas" w:eastAsia="Consolas" w:hAnsi="Consolas"/>
+          <w:color w:val="1F6E8C"/>
+          <w:sz w:val="17"/>
+          <w:szCs w:val="17"/>
+        </w:rPr>
+        <w:t xml:space="preserve">-a</w:t>
+      </w:r>
+      <w:r>
+        <w:rPr>
+          <w:rFonts w:ascii="Consolas" w:cs="Consolas" w:eastAsia="Consolas" w:hAnsi="Consolas"/>
+          <w:color w:val="35322E"/>
+          <w:sz w:val="17"/>
+          <w:szCs w:val="17"/>
+        </w:rPr>
+        <w:t xml:space="preserve"> </w:t>
+      </w:r>
+      <w:r>
+        <w:rPr>
+          <w:rFonts w:ascii="Consolas" w:cs="Consolas" w:eastAsia="Consolas" w:hAnsi="Consolas"/>
+          <w:color w:val="35322E"/>
+          <w:sz w:val="17"/>
+          <w:szCs w:val="17"/>
+        </w:rPr>
+        <w:t xml:space="preserve">~/translation-work/plain-backup/</w:t>
+      </w:r>
+      <w:r>
+        <w:rPr>
+          <w:rFonts w:ascii="Consolas" w:cs="Consolas" w:eastAsia="Consolas" w:hAnsi="Consolas"/>
+          <w:color w:val="35322E"/>
+          <w:sz w:val="17"/>
+          <w:szCs w:val="17"/>
+        </w:rPr>
+        <w:t xml:space="preserve"> </w:t>
+      </w:r>
+      <w:r>
+        <w:rPr>
+          <w:rFonts w:ascii="Consolas" w:cs="Consolas" w:eastAsia="Consolas" w:hAnsi="Consolas"/>
+          <w:color w:val="A39C90"/>
+          <w:sz w:val="17"/>
+          <w:szCs w:val="17"/>
+        </w:rPr>
+        <w:t xml:space="preserve">\</w:t>
+      </w:r>
+    </w:p>
+    <w:p>
+      <w:pPr>
+        <w:pBdr>
+          <w:left w:val="single" w:color="C15E3C" w:sz="12" w:space="8"/>
+        </w:pBdr>
+        <w:shd w:fill="F7F2E9" w:val="clear"/>
+        <w:spacing w:after="0" w:before="0" w:line="240"/>
+        <w:ind w:left="259"/>
+      </w:pPr>
+      <w:r>
+        <w:rPr>
+          <w:rFonts w:ascii="Consolas" w:cs="Consolas" w:eastAsia="Consolas" w:hAnsi="Consolas"/>
+          <w:color w:val="35322E"/>
+          <w:sz w:val="17"/>
+          <w:szCs w:val="17"/>
+        </w:rPr>
+        <w:t xml:space="preserve">   </w:t>
+      </w:r>
+      <w:r>
+        <w:rPr>
+          <w:rFonts w:ascii="Consolas" w:cs="Consolas" w:eastAsia="Consolas" w:hAnsi="Consolas"/>
+          <w:b/>
+          <w:bCs/>
+          <w:color w:val="A8432A"/>
+          <w:sz w:val="17"/>
+          <w:szCs w:val="17"/>
+        </w:rPr>
+        <w:t xml:space="preserve">~/translation-work/confidential-projects/kranj-2024/</w:t>
+      </w:r>
+    </w:p>
+    <w:p>
+      <w:pPr>
+        <w:pBdr>
+          <w:left w:val="single" w:color="C15E3C" w:sz="12" w:space="8"/>
+        </w:pBdr>
+        <w:shd w:fill="F7F2E9" w:val="clear"/>
+        <w:spacing w:after="0" w:before="0" w:line="240"/>
+        <w:ind w:left="259"/>
+      </w:pPr>
+      <w:r>
+        <w:rPr>
+          <w:rFonts w:ascii="Consolas" w:cs="Consolas" w:eastAsia="Consolas" w:hAnsi="Consolas"/>
+          <w:b/>
+          <w:bCs/>
+          <w:color w:val="A8432A"/>
+          <w:sz w:val="17"/>
+          <w:szCs w:val="17"/>
+        </w:rPr>
+        <w:t xml:space="preserve">case-status</w:t>
+      </w:r>
+      <w:r>
+        <w:rPr>
+          <w:rFonts w:ascii="Consolas" w:cs="Consolas" w:eastAsia="Consolas" w:hAnsi="Consolas"/>
+          <w:color w:val="35322E"/>
+          <w:sz w:val="17"/>
+          <w:szCs w:val="17"/>
+        </w:rPr>
+        <w:t xml:space="preserve">                    </w:t>
+      </w:r>
+      <w:r>
+        <w:rPr>
+          <w:rFonts w:ascii="Consolas" w:cs="Consolas" w:eastAsia="Consolas" w:hAnsi="Consolas"/>
+          <w:i/>
+          <w:iCs/>
+          <w:color w:val="8C8578"/>
+          <w:sz w:val="17"/>
+          <w:szCs w:val="17"/>
+        </w:rPr>
+        <w:t xml:space="preserve"># confirm the file counts look right</w:t>
+      </w:r>
+    </w:p>
+    <w:p>
+      <w:pPr>
+        <w:pBdr>
+          <w:left w:val="single" w:color="C15E3C" w:sz="12" w:space="8"/>
+        </w:pBdr>
+        <w:shd w:fill="F7F2E9" w:val="clear"/>
+        <w:spacing w:after="0" w:before="0" w:line="240"/>
+        <w:ind w:left="259"/>
+      </w:pPr>
+      <w:r>
+        <w:rPr>
+          <w:rFonts w:ascii="Consolas" w:cs="Consolas" w:eastAsia="Consolas" w:hAnsi="Consolas"/>
+          <w:color w:val="35322E"/>
+          <w:sz w:val="17"/>
+          <w:szCs w:val="17"/>
+        </w:rPr>
+        <w:t xml:space="preserve"> </w:t>
+      </w:r>
+    </w:p>
+    <w:p>
+      <w:pPr>
+        <w:pBdr>
+          <w:left w:val="single" w:color="C15E3C" w:sz="12" w:space="8"/>
+        </w:pBdr>
+        <w:shd w:fill="F7F2E9" w:val="clear"/>
+        <w:spacing w:after="0" w:before="0" w:line="240"/>
+        <w:ind w:left="259"/>
+      </w:pPr>
+      <w:r>
+        <w:rPr>
+          <w:rFonts w:ascii="Consolas" w:cs="Consolas" w:eastAsia="Consolas" w:hAnsi="Consolas"/>
+          <w:i/>
+          <w:iCs/>
+          <w:color w:val="8C8578"/>
+          <w:sz w:val="17"/>
+          <w:szCs w:val="17"/>
+        </w:rPr>
+        <w:t xml:space="preserve"># only once verified:</w:t>
+      </w:r>
+    </w:p>
+    <w:p>
+      <w:pPr>
+        <w:pBdr>
+          <w:bottom w:val="single" w:color="E2D8C8" w:sz="2" w:space="3"/>
+          <w:left w:val="single" w:color="C15E3C" w:sz="12" w:space="8"/>
+        </w:pBdr>
+        <w:shd w:fill="F7F2E9" w:val="clear"/>
+        <w:spacing w:after="160" w:before="0" w:line="240"/>
+        <w:ind w:left="259"/>
+      </w:pPr>
+      <w:r>
+        <w:rPr>
+          <w:rFonts w:ascii="Consolas" w:cs="Consolas" w:eastAsia="Consolas" w:hAnsi="Consolas"/>
+          <w:b/>
+          <w:bCs/>
+          <w:color w:val="A8432A"/>
+          <w:sz w:val="17"/>
+          <w:szCs w:val="17"/>
+        </w:rPr>
+        <w:t xml:space="preserve">rm</w:t>
+      </w:r>
+      <w:r>
+        <w:rPr>
+          <w:rFonts w:ascii="Consolas" w:cs="Consolas" w:eastAsia="Consolas" w:hAnsi="Consolas"/>
+          <w:color w:val="35322E"/>
+          <w:sz w:val="17"/>
+          <w:szCs w:val="17"/>
+        </w:rPr>
+        <w:t xml:space="preserve"> </w:t>
+      </w:r>
+      <w:r>
+        <w:rPr>
+          <w:rFonts w:ascii="Consolas" w:cs="Consolas" w:eastAsia="Consolas" w:hAnsi="Consolas"/>
+          <w:color w:val="1F6E8C"/>
+          <w:sz w:val="17"/>
+          <w:szCs w:val="17"/>
+        </w:rPr>
+        <w:t xml:space="preserve">-rf</w:t>
+      </w:r>
+      <w:r>
+        <w:rPr>
+          <w:rFonts w:ascii="Consolas" w:cs="Consolas" w:eastAsia="Consolas" w:hAnsi="Consolas"/>
+          <w:color w:val="35322E"/>
+          <w:sz w:val="17"/>
+          <w:szCs w:val="17"/>
+        </w:rPr>
+        <w:t xml:space="preserve"> </w:t>
+      </w:r>
+      <w:r>
+        <w:rPr>
+          <w:rFonts w:ascii="Consolas" w:cs="Consolas" w:eastAsia="Consolas" w:hAnsi="Consolas"/>
+          <w:color w:val="35322E"/>
+          <w:sz w:val="17"/>
+          <w:szCs w:val="17"/>
+        </w:rPr>
+        <w:t xml:space="preserve">~/translation-work/plain-backup</w:t>
       </w:r>
     </w:p>
     <w:p>
@@ -1030,7 +1752,24 @@
           <w:sz w:val="21"/>
           <w:szCs w:val="21"/>
         </w:rPr>
-        <w:t xml:space="preserve">Encrypts file by file rather than as one block device. Grows dynamically with no fixed size, and because each file is separately encrypted, incremental backup works normally — changing one document syncs one file rather than a 40 GB image.</w:t>
+        <w:t xml:space="preserve">On an SSD, shred does not reliably overwrite in place because of wear levelling. Treat it as best-effort. The stronger guarantee comes from having had full-disk encryption on all along, which is why both layers matter.</w:t>
+      </w:r>
+    </w:p>
+    <w:p>
+      <w:pPr>
+        <w:pStyle w:val="Heading2"/>
+        <w:spacing w:after="130" w:before="250"/>
+      </w:pPr>
+      <w:r>
+        <w:rPr>
+          <w:rFonts w:ascii="Calibri" w:cs="Calibri" w:eastAsia="Calibri" w:hAnsi="Calibri"/>
+          <w:b/>
+          <w:bCs/>
+          <w:color w:val="1A1A1A"/>
+          <w:sz w:val="24"/>
+          <w:szCs w:val="24"/>
+        </w:rPr>
+        <w:t xml:space="preserve">4.4 Install the guard</w:t>
       </w:r>
     </w:p>
     <w:p>
@@ -1044,7 +1783,730 @@
           <w:sz w:val="21"/>
           <w:szCs w:val="21"/>
         </w:rPr>
-        <w:t xml:space="preserve">The trade is metadata leakage. An observer with access to the encrypted directory sees how many files exist, their approximate sizes, and the directory shape, even without reading content. For a document set whose very structure might be informative, that is a real if modest concession.</w:t>
+        <w:t xml:space="preserve">This is the step that makes the whole arrangement structural rather than procedural. Do not skip it.</w:t>
+      </w:r>
+    </w:p>
+    <w:p>
+      <w:pPr>
+        <w:pBdr>
+          <w:top w:val="single" w:color="E2D8C8" w:sz="2" w:space="3"/>
+          <w:left w:val="single" w:color="C15E3C" w:sz="12" w:space="8"/>
+        </w:pBdr>
+        <w:shd w:fill="F7F2E9" w:val="clear"/>
+        <w:spacing w:after="0" w:before="40" w:line="240"/>
+        <w:ind w:left="259"/>
+      </w:pPr>
+      <w:r>
+        <w:rPr>
+          <w:rFonts w:ascii="Consolas" w:cs="Consolas" w:eastAsia="Consolas" w:hAnsi="Consolas"/>
+          <w:b/>
+          <w:bCs/>
+          <w:color w:val="A8432A"/>
+          <w:sz w:val="17"/>
+          <w:szCs w:val="17"/>
+        </w:rPr>
+        <w:t xml:space="preserve">mkdir</w:t>
+      </w:r>
+      <w:r>
+        <w:rPr>
+          <w:rFonts w:ascii="Consolas" w:cs="Consolas" w:eastAsia="Consolas" w:hAnsi="Consolas"/>
+          <w:color w:val="35322E"/>
+          <w:sz w:val="17"/>
+          <w:szCs w:val="17"/>
+        </w:rPr>
+        <w:t xml:space="preserve"> </w:t>
+      </w:r>
+      <w:r>
+        <w:rPr>
+          <w:rFonts w:ascii="Consolas" w:cs="Consolas" w:eastAsia="Consolas" w:hAnsi="Consolas"/>
+          <w:color w:val="1F6E8C"/>
+          <w:sz w:val="17"/>
+          <w:szCs w:val="17"/>
+        </w:rPr>
+        <w:t xml:space="preserve">-p</w:t>
+      </w:r>
+      <w:r>
+        <w:rPr>
+          <w:rFonts w:ascii="Consolas" w:cs="Consolas" w:eastAsia="Consolas" w:hAnsi="Consolas"/>
+          <w:color w:val="35322E"/>
+          <w:sz w:val="17"/>
+          <w:szCs w:val="17"/>
+        </w:rPr>
+        <w:t xml:space="preserve"> </w:t>
+      </w:r>
+      <w:r>
+        <w:rPr>
+          <w:rFonts w:ascii="Consolas" w:cs="Consolas" w:eastAsia="Consolas" w:hAnsi="Consolas"/>
+          <w:color w:val="35322E"/>
+          <w:sz w:val="17"/>
+          <w:szCs w:val="17"/>
+        </w:rPr>
+        <w:t xml:space="preserve">~/.local/sbin</w:t>
+      </w:r>
+    </w:p>
+    <w:p>
+      <w:pPr>
+        <w:pBdr>
+          <w:left w:val="single" w:color="C15E3C" w:sz="12" w:space="8"/>
+        </w:pBdr>
+        <w:shd w:fill="F7F2E9" w:val="clear"/>
+        <w:spacing w:after="0" w:before="0" w:line="240"/>
+        <w:ind w:left="259"/>
+      </w:pPr>
+      <w:r>
+        <w:rPr>
+          <w:rFonts w:ascii="Consolas" w:cs="Consolas" w:eastAsia="Consolas" w:hAnsi="Consolas"/>
+          <w:b/>
+          <w:bCs/>
+          <w:color w:val="A8432A"/>
+          <w:sz w:val="17"/>
+          <w:szCs w:val="17"/>
+        </w:rPr>
+        <w:t xml:space="preserve">cp</w:t>
+      </w:r>
+      <w:r>
+        <w:rPr>
+          <w:rFonts w:ascii="Consolas" w:cs="Consolas" w:eastAsia="Consolas" w:hAnsi="Consolas"/>
+          <w:color w:val="35322E"/>
+          <w:sz w:val="17"/>
+          <w:szCs w:val="17"/>
+        </w:rPr>
+        <w:t xml:space="preserve"> </w:t>
+      </w:r>
+      <w:r>
+        <w:rPr>
+          <w:rFonts w:ascii="Consolas" w:cs="Consolas" w:eastAsia="Consolas" w:hAnsi="Consolas"/>
+          <w:color w:val="3F7A44"/>
+          <w:sz w:val="17"/>
+          <w:szCs w:val="17"/>
+        </w:rPr>
+        <w:t xml:space="preserve">"$KIT"</w:t>
+      </w:r>
+      <w:r>
+        <w:rPr>
+          <w:rFonts w:ascii="Consolas" w:cs="Consolas" w:eastAsia="Consolas" w:hAnsi="Consolas"/>
+          <w:color w:val="35322E"/>
+          <w:sz w:val="17"/>
+          <w:szCs w:val="17"/>
+        </w:rPr>
+        <w:t xml:space="preserve">/bin/case-guard</w:t>
+      </w:r>
+      <w:r>
+        <w:rPr>
+          <w:rFonts w:ascii="Consolas" w:cs="Consolas" w:eastAsia="Consolas" w:hAnsi="Consolas"/>
+          <w:color w:val="35322E"/>
+          <w:sz w:val="17"/>
+          <w:szCs w:val="17"/>
+        </w:rPr>
+        <w:t xml:space="preserve"> </w:t>
+      </w:r>
+      <w:r>
+        <w:rPr>
+          <w:rFonts w:ascii="Consolas" w:cs="Consolas" w:eastAsia="Consolas" w:hAnsi="Consolas"/>
+          <w:color w:val="35322E"/>
+          <w:sz w:val="17"/>
+          <w:szCs w:val="17"/>
+        </w:rPr>
+        <w:t xml:space="preserve">~/.local/sbin/claude</w:t>
+      </w:r>
+    </w:p>
+    <w:p>
+      <w:pPr>
+        <w:pBdr>
+          <w:left w:val="single" w:color="C15E3C" w:sz="12" w:space="8"/>
+        </w:pBdr>
+        <w:shd w:fill="F7F2E9" w:val="clear"/>
+        <w:spacing w:after="0" w:before="0" w:line="240"/>
+        <w:ind w:left="259"/>
+      </w:pPr>
+      <w:r>
+        <w:rPr>
+          <w:rFonts w:ascii="Consolas" w:cs="Consolas" w:eastAsia="Consolas" w:hAnsi="Consolas"/>
+          <w:b/>
+          <w:bCs/>
+          <w:color w:val="A8432A"/>
+          <w:sz w:val="17"/>
+          <w:szCs w:val="17"/>
+        </w:rPr>
+        <w:t xml:space="preserve">chmod</w:t>
+      </w:r>
+      <w:r>
+        <w:rPr>
+          <w:rFonts w:ascii="Consolas" w:cs="Consolas" w:eastAsia="Consolas" w:hAnsi="Consolas"/>
+          <w:color w:val="35322E"/>
+          <w:sz w:val="17"/>
+          <w:szCs w:val="17"/>
+        </w:rPr>
+        <w:t xml:space="preserve"> </w:t>
+      </w:r>
+      <w:r>
+        <w:rPr>
+          <w:rFonts w:ascii="Consolas" w:cs="Consolas" w:eastAsia="Consolas" w:hAnsi="Consolas"/>
+          <w:color w:val="35322E"/>
+          <w:sz w:val="17"/>
+          <w:szCs w:val="17"/>
+        </w:rPr>
+        <w:t xml:space="preserve">+x</w:t>
+      </w:r>
+      <w:r>
+        <w:rPr>
+          <w:rFonts w:ascii="Consolas" w:cs="Consolas" w:eastAsia="Consolas" w:hAnsi="Consolas"/>
+          <w:color w:val="35322E"/>
+          <w:sz w:val="17"/>
+          <w:szCs w:val="17"/>
+        </w:rPr>
+        <w:t xml:space="preserve"> </w:t>
+      </w:r>
+      <w:r>
+        <w:rPr>
+          <w:rFonts w:ascii="Consolas" w:cs="Consolas" w:eastAsia="Consolas" w:hAnsi="Consolas"/>
+          <w:color w:val="35322E"/>
+          <w:sz w:val="17"/>
+          <w:szCs w:val="17"/>
+        </w:rPr>
+        <w:t xml:space="preserve">~/.local/sbin/claude</w:t>
+      </w:r>
+    </w:p>
+    <w:p>
+      <w:pPr>
+        <w:pBdr>
+          <w:left w:val="single" w:color="C15E3C" w:sz="12" w:space="8"/>
+        </w:pBdr>
+        <w:shd w:fill="F7F2E9" w:val="clear"/>
+        <w:spacing w:after="0" w:before="0" w:line="240"/>
+        <w:ind w:left="259"/>
+      </w:pPr>
+      <w:r>
+        <w:rPr>
+          <w:rFonts w:ascii="Consolas" w:cs="Consolas" w:eastAsia="Consolas" w:hAnsi="Consolas"/>
+          <w:color w:val="35322E"/>
+          <w:sz w:val="17"/>
+          <w:szCs w:val="17"/>
+        </w:rPr>
+        <w:t xml:space="preserve"> </w:t>
+      </w:r>
+    </w:p>
+    <w:p>
+      <w:pPr>
+        <w:pBdr>
+          <w:left w:val="single" w:color="C15E3C" w:sz="12" w:space="8"/>
+        </w:pBdr>
+        <w:shd w:fill="F7F2E9" w:val="clear"/>
+        <w:spacing w:after="0" w:before="0" w:line="240"/>
+        <w:ind w:left="259"/>
+      </w:pPr>
+      <w:r>
+        <w:rPr>
+          <w:rFonts w:ascii="Consolas" w:cs="Consolas" w:eastAsia="Consolas" w:hAnsi="Consolas"/>
+          <w:i/>
+          <w:iCs/>
+          <w:color w:val="8C8578"/>
+          <w:sz w:val="17"/>
+          <w:szCs w:val="17"/>
+        </w:rPr>
+        <w:t xml:space="preserve"># ~/.local/sbin must come first in PATH</w:t>
+      </w:r>
+    </w:p>
+    <w:p>
+      <w:pPr>
+        <w:pBdr>
+          <w:left w:val="single" w:color="C15E3C" w:sz="12" w:space="8"/>
+        </w:pBdr>
+        <w:shd w:fill="F7F2E9" w:val="clear"/>
+        <w:spacing w:after="0" w:before="0" w:line="240"/>
+        <w:ind w:left="259"/>
+      </w:pPr>
+      <w:r>
+        <w:rPr>
+          <w:rFonts w:ascii="Consolas" w:cs="Consolas" w:eastAsia="Consolas" w:hAnsi="Consolas"/>
+          <w:b/>
+          <w:bCs/>
+          <w:color w:val="A8432A"/>
+          <w:sz w:val="17"/>
+          <w:szCs w:val="17"/>
+        </w:rPr>
+        <w:t xml:space="preserve">echo</w:t>
+      </w:r>
+      <w:r>
+        <w:rPr>
+          <w:rFonts w:ascii="Consolas" w:cs="Consolas" w:eastAsia="Consolas" w:hAnsi="Consolas"/>
+          <w:color w:val="35322E"/>
+          <w:sz w:val="17"/>
+          <w:szCs w:val="17"/>
+        </w:rPr>
+        <w:t xml:space="preserve"> </w:t>
+      </w:r>
+      <w:r>
+        <w:rPr>
+          <w:rFonts w:ascii="Consolas" w:cs="Consolas" w:eastAsia="Consolas" w:hAnsi="Consolas"/>
+          <w:color w:val="3F7A44"/>
+          <w:sz w:val="17"/>
+          <w:szCs w:val="17"/>
+        </w:rPr>
+        <w:t xml:space="preserve">'export PATH="$HOME/.local/sbin:$PATH"'</w:t>
+      </w:r>
+      <w:r>
+        <w:rPr>
+          <w:rFonts w:ascii="Consolas" w:cs="Consolas" w:eastAsia="Consolas" w:hAnsi="Consolas"/>
+          <w:color w:val="35322E"/>
+          <w:sz w:val="17"/>
+          <w:szCs w:val="17"/>
+        </w:rPr>
+        <w:t xml:space="preserve"> </w:t>
+      </w:r>
+      <w:r>
+        <w:rPr>
+          <w:rFonts w:ascii="Consolas" w:cs="Consolas" w:eastAsia="Consolas" w:hAnsi="Consolas"/>
+          <w:color w:val="A39C90"/>
+          <w:sz w:val="17"/>
+          <w:szCs w:val="17"/>
+        </w:rPr>
+        <w:t xml:space="preserve">&gt;&gt;</w:t>
+      </w:r>
+      <w:r>
+        <w:rPr>
+          <w:rFonts w:ascii="Consolas" w:cs="Consolas" w:eastAsia="Consolas" w:hAnsi="Consolas"/>
+          <w:color w:val="35322E"/>
+          <w:sz w:val="17"/>
+          <w:szCs w:val="17"/>
+        </w:rPr>
+        <w:t xml:space="preserve"> </w:t>
+      </w:r>
+      <w:r>
+        <w:rPr>
+          <w:rFonts w:ascii="Consolas" w:cs="Consolas" w:eastAsia="Consolas" w:hAnsi="Consolas"/>
+          <w:b/>
+          <w:bCs/>
+          <w:color w:val="A8432A"/>
+          <w:sz w:val="17"/>
+          <w:szCs w:val="17"/>
+        </w:rPr>
+        <w:t xml:space="preserve">~/.bashrc</w:t>
+      </w:r>
+    </w:p>
+    <w:p>
+      <w:pPr>
+        <w:pBdr>
+          <w:left w:val="single" w:color="C15E3C" w:sz="12" w:space="8"/>
+        </w:pBdr>
+        <w:shd w:fill="F7F2E9" w:val="clear"/>
+        <w:spacing w:after="0" w:before="0" w:line="240"/>
+        <w:ind w:left="259"/>
+      </w:pPr>
+      <w:r>
+        <w:rPr>
+          <w:rFonts w:ascii="Consolas" w:cs="Consolas" w:eastAsia="Consolas" w:hAnsi="Consolas"/>
+          <w:b/>
+          <w:bCs/>
+          <w:color w:val="A8432A"/>
+          <w:sz w:val="17"/>
+          <w:szCs w:val="17"/>
+        </w:rPr>
+        <w:t xml:space="preserve">source</w:t>
+      </w:r>
+      <w:r>
+        <w:rPr>
+          <w:rFonts w:ascii="Consolas" w:cs="Consolas" w:eastAsia="Consolas" w:hAnsi="Consolas"/>
+          <w:color w:val="35322E"/>
+          <w:sz w:val="17"/>
+          <w:szCs w:val="17"/>
+        </w:rPr>
+        <w:t xml:space="preserve"> </w:t>
+      </w:r>
+      <w:r>
+        <w:rPr>
+          <w:rFonts w:ascii="Consolas" w:cs="Consolas" w:eastAsia="Consolas" w:hAnsi="Consolas"/>
+          <w:color w:val="35322E"/>
+          <w:sz w:val="17"/>
+          <w:szCs w:val="17"/>
+        </w:rPr>
+        <w:t xml:space="preserve">~/.bashrc</w:t>
+      </w:r>
+    </w:p>
+    <w:p>
+      <w:pPr>
+        <w:pBdr>
+          <w:left w:val="single" w:color="C15E3C" w:sz="12" w:space="8"/>
+        </w:pBdr>
+        <w:shd w:fill="F7F2E9" w:val="clear"/>
+        <w:spacing w:after="0" w:before="0" w:line="240"/>
+        <w:ind w:left="259"/>
+      </w:pPr>
+      <w:r>
+        <w:rPr>
+          <w:rFonts w:ascii="Consolas" w:cs="Consolas" w:eastAsia="Consolas" w:hAnsi="Consolas"/>
+          <w:color w:val="35322E"/>
+          <w:sz w:val="17"/>
+          <w:szCs w:val="17"/>
+        </w:rPr>
+        <w:t xml:space="preserve"> </w:t>
+      </w:r>
+    </w:p>
+    <w:p>
+      <w:pPr>
+        <w:pBdr>
+          <w:left w:val="single" w:color="C15E3C" w:sz="12" w:space="8"/>
+        </w:pBdr>
+        <w:shd w:fill="F7F2E9" w:val="clear"/>
+        <w:spacing w:after="0" w:before="0" w:line="240"/>
+        <w:ind w:left="259"/>
+      </w:pPr>
+      <w:r>
+        <w:rPr>
+          <w:rFonts w:ascii="Consolas" w:cs="Consolas" w:eastAsia="Consolas" w:hAnsi="Consolas"/>
+          <w:i/>
+          <w:iCs/>
+          <w:color w:val="8C8578"/>
+          <w:sz w:val="17"/>
+          <w:szCs w:val="17"/>
+        </w:rPr>
+        <w:t xml:space="preserve"># verify: this should launch normally</w:t>
+      </w:r>
+    </w:p>
+    <w:p>
+      <w:pPr>
+        <w:pBdr>
+          <w:left w:val="single" w:color="C15E3C" w:sz="12" w:space="8"/>
+        </w:pBdr>
+        <w:shd w:fill="F7F2E9" w:val="clear"/>
+        <w:spacing w:after="0" w:before="0" w:line="240"/>
+        <w:ind w:left="259"/>
+      </w:pPr>
+      <w:r>
+        <w:rPr>
+          <w:rFonts w:ascii="Consolas" w:cs="Consolas" w:eastAsia="Consolas" w:hAnsi="Consolas"/>
+          <w:b/>
+          <w:bCs/>
+          <w:color w:val="A8432A"/>
+          <w:sz w:val="17"/>
+          <w:szCs w:val="17"/>
+        </w:rPr>
+        <w:t xml:space="preserve">cd</w:t>
+      </w:r>
+      <w:r>
+        <w:rPr>
+          <w:rFonts w:ascii="Consolas" w:cs="Consolas" w:eastAsia="Consolas" w:hAnsi="Consolas"/>
+          <w:color w:val="35322E"/>
+          <w:sz w:val="17"/>
+          <w:szCs w:val="17"/>
+        </w:rPr>
+        <w:t xml:space="preserve"> </w:t>
+      </w:r>
+      <w:r>
+        <w:rPr>
+          <w:rFonts w:ascii="Consolas" w:cs="Consolas" w:eastAsia="Consolas" w:hAnsi="Consolas"/>
+          <w:color w:val="3F7A44"/>
+          <w:sz w:val="17"/>
+          <w:szCs w:val="17"/>
+        </w:rPr>
+        <w:t xml:space="preserve">"$KIT"</w:t>
+      </w:r>
+      <w:r>
+        <w:rPr>
+          <w:rFonts w:ascii="Consolas" w:cs="Consolas" w:eastAsia="Consolas" w:hAnsi="Consolas"/>
+          <w:color w:val="35322E"/>
+          <w:sz w:val="17"/>
+          <w:szCs w:val="17"/>
+        </w:rPr>
+        <w:t xml:space="preserve"> </w:t>
+      </w:r>
+      <w:r>
+        <w:rPr>
+          <w:rFonts w:ascii="Consolas" w:cs="Consolas" w:eastAsia="Consolas" w:hAnsi="Consolas"/>
+          <w:color w:val="A39C90"/>
+          <w:sz w:val="17"/>
+          <w:szCs w:val="17"/>
+        </w:rPr>
+        <w:t xml:space="preserve">&amp;&amp;</w:t>
+      </w:r>
+      <w:r>
+        <w:rPr>
+          <w:rFonts w:ascii="Consolas" w:cs="Consolas" w:eastAsia="Consolas" w:hAnsi="Consolas"/>
+          <w:color w:val="35322E"/>
+          <w:sz w:val="17"/>
+          <w:szCs w:val="17"/>
+        </w:rPr>
+        <w:t xml:space="preserve"> </w:t>
+      </w:r>
+      <w:r>
+        <w:rPr>
+          <w:rFonts w:ascii="Consolas" w:cs="Consolas" w:eastAsia="Consolas" w:hAnsi="Consolas"/>
+          <w:b/>
+          <w:bCs/>
+          <w:color w:val="A8432A"/>
+          <w:sz w:val="17"/>
+          <w:szCs w:val="17"/>
+        </w:rPr>
+        <w:t xml:space="preserve">claude</w:t>
+      </w:r>
+      <w:r>
+        <w:rPr>
+          <w:rFonts w:ascii="Consolas" w:cs="Consolas" w:eastAsia="Consolas" w:hAnsi="Consolas"/>
+          <w:color w:val="35322E"/>
+          <w:sz w:val="17"/>
+          <w:szCs w:val="17"/>
+        </w:rPr>
+        <w:t xml:space="preserve"> </w:t>
+      </w:r>
+      <w:r>
+        <w:rPr>
+          <w:rFonts w:ascii="Consolas" w:cs="Consolas" w:eastAsia="Consolas" w:hAnsi="Consolas"/>
+          <w:color w:val="1F6E8C"/>
+          <w:sz w:val="17"/>
+          <w:szCs w:val="17"/>
+        </w:rPr>
+        <w:t xml:space="preserve">--version</w:t>
+      </w:r>
+    </w:p>
+    <w:p>
+      <w:pPr>
+        <w:pBdr>
+          <w:left w:val="single" w:color="C15E3C" w:sz="12" w:space="8"/>
+        </w:pBdr>
+        <w:shd w:fill="F7F2E9" w:val="clear"/>
+        <w:spacing w:after="0" w:before="0" w:line="240"/>
+        <w:ind w:left="259"/>
+      </w:pPr>
+      <w:r>
+        <w:rPr>
+          <w:rFonts w:ascii="Consolas" w:cs="Consolas" w:eastAsia="Consolas" w:hAnsi="Consolas"/>
+          <w:color w:val="35322E"/>
+          <w:sz w:val="17"/>
+          <w:szCs w:val="17"/>
+        </w:rPr>
+        <w:t xml:space="preserve"> </w:t>
+      </w:r>
+    </w:p>
+    <w:p>
+      <w:pPr>
+        <w:pBdr>
+          <w:left w:val="single" w:color="C15E3C" w:sz="12" w:space="8"/>
+        </w:pBdr>
+        <w:shd w:fill="F7F2E9" w:val="clear"/>
+        <w:spacing w:after="0" w:before="0" w:line="240"/>
+        <w:ind w:left="259"/>
+      </w:pPr>
+      <w:r>
+        <w:rPr>
+          <w:rFonts w:ascii="Consolas" w:cs="Consolas" w:eastAsia="Consolas" w:hAnsi="Consolas"/>
+          <w:i/>
+          <w:iCs/>
+          <w:color w:val="8C8578"/>
+          <w:sz w:val="17"/>
+          <w:szCs w:val="17"/>
+        </w:rPr>
+        <w:t xml:space="preserve"># verify the block: this should refuse</w:t>
+      </w:r>
+    </w:p>
+    <w:p>
+      <w:pPr>
+        <w:pBdr>
+          <w:bottom w:val="single" w:color="E2D8C8" w:sz="2" w:space="3"/>
+          <w:left w:val="single" w:color="C15E3C" w:sz="12" w:space="8"/>
+        </w:pBdr>
+        <w:shd w:fill="F7F2E9" w:val="clear"/>
+        <w:spacing w:after="160" w:before="0" w:line="240"/>
+        <w:ind w:left="259"/>
+      </w:pPr>
+      <w:r>
+        <w:rPr>
+          <w:rFonts w:ascii="Consolas" w:cs="Consolas" w:eastAsia="Consolas" w:hAnsi="Consolas"/>
+          <w:b/>
+          <w:bCs/>
+          <w:color w:val="A8432A"/>
+          <w:sz w:val="17"/>
+          <w:szCs w:val="17"/>
+        </w:rPr>
+        <w:t xml:space="preserve">case-open</w:t>
+      </w:r>
+      <w:r>
+        <w:rPr>
+          <w:rFonts w:ascii="Consolas" w:cs="Consolas" w:eastAsia="Consolas" w:hAnsi="Consolas"/>
+          <w:color w:val="35322E"/>
+          <w:sz w:val="17"/>
+          <w:szCs w:val="17"/>
+        </w:rPr>
+        <w:t xml:space="preserve"> </w:t>
+      </w:r>
+      <w:r>
+        <w:rPr>
+          <w:rFonts w:ascii="Consolas" w:cs="Consolas" w:eastAsia="Consolas" w:hAnsi="Consolas"/>
+          <w:color w:val="A39C90"/>
+          <w:sz w:val="17"/>
+          <w:szCs w:val="17"/>
+        </w:rPr>
+        <w:t xml:space="preserve">&amp;&amp;</w:t>
+      </w:r>
+      <w:r>
+        <w:rPr>
+          <w:rFonts w:ascii="Consolas" w:cs="Consolas" w:eastAsia="Consolas" w:hAnsi="Consolas"/>
+          <w:color w:val="35322E"/>
+          <w:sz w:val="17"/>
+          <w:szCs w:val="17"/>
+        </w:rPr>
+        <w:t xml:space="preserve"> </w:t>
+      </w:r>
+      <w:r>
+        <w:rPr>
+          <w:rFonts w:ascii="Consolas" w:cs="Consolas" w:eastAsia="Consolas" w:hAnsi="Consolas"/>
+          <w:b/>
+          <w:bCs/>
+          <w:color w:val="A8432A"/>
+          <w:sz w:val="17"/>
+          <w:szCs w:val="17"/>
+        </w:rPr>
+        <w:t xml:space="preserve">cd</w:t>
+      </w:r>
+      <w:r>
+        <w:rPr>
+          <w:rFonts w:ascii="Consolas" w:cs="Consolas" w:eastAsia="Consolas" w:hAnsi="Consolas"/>
+          <w:color w:val="35322E"/>
+          <w:sz w:val="17"/>
+          <w:szCs w:val="17"/>
+        </w:rPr>
+        <w:t xml:space="preserve"> </w:t>
+      </w:r>
+      <w:r>
+        <w:rPr>
+          <w:rFonts w:ascii="Consolas" w:cs="Consolas" w:eastAsia="Consolas" w:hAnsi="Consolas"/>
+          <w:color w:val="3F7A44"/>
+          <w:sz w:val="17"/>
+          <w:szCs w:val="17"/>
+        </w:rPr>
+        <w:t xml:space="preserve">"$KIT"</w:t>
+      </w:r>
+      <w:r>
+        <w:rPr>
+          <w:rFonts w:ascii="Consolas" w:cs="Consolas" w:eastAsia="Consolas" w:hAnsi="Consolas"/>
+          <w:color w:val="35322E"/>
+          <w:sz w:val="17"/>
+          <w:szCs w:val="17"/>
+        </w:rPr>
+        <w:t xml:space="preserve"> </w:t>
+      </w:r>
+      <w:r>
+        <w:rPr>
+          <w:rFonts w:ascii="Consolas" w:cs="Consolas" w:eastAsia="Consolas" w:hAnsi="Consolas"/>
+          <w:color w:val="A39C90"/>
+          <w:sz w:val="17"/>
+          <w:szCs w:val="17"/>
+        </w:rPr>
+        <w:t xml:space="preserve">&amp;&amp;</w:t>
+      </w:r>
+      <w:r>
+        <w:rPr>
+          <w:rFonts w:ascii="Consolas" w:cs="Consolas" w:eastAsia="Consolas" w:hAnsi="Consolas"/>
+          <w:color w:val="35322E"/>
+          <w:sz w:val="17"/>
+          <w:szCs w:val="17"/>
+        </w:rPr>
+        <w:t xml:space="preserve"> </w:t>
+      </w:r>
+      <w:r>
+        <w:rPr>
+          <w:rFonts w:ascii="Consolas" w:cs="Consolas" w:eastAsia="Consolas" w:hAnsi="Consolas"/>
+          <w:b/>
+          <w:bCs/>
+          <w:color w:val="A8432A"/>
+          <w:sz w:val="17"/>
+          <w:szCs w:val="17"/>
+        </w:rPr>
+        <w:t xml:space="preserve">claude</w:t>
+      </w:r>
+      <w:r>
+        <w:rPr>
+          <w:rFonts w:ascii="Consolas" w:cs="Consolas" w:eastAsia="Consolas" w:hAnsi="Consolas"/>
+          <w:color w:val="35322E"/>
+          <w:sz w:val="17"/>
+          <w:szCs w:val="17"/>
+        </w:rPr>
+        <w:t xml:space="preserve">       </w:t>
+      </w:r>
+      <w:r>
+        <w:rPr>
+          <w:rFonts w:ascii="Consolas" w:cs="Consolas" w:eastAsia="Consolas" w:hAnsi="Consolas"/>
+          <w:i/>
+          <w:iCs/>
+          <w:color w:val="8C8578"/>
+          <w:sz w:val="17"/>
+          <w:szCs w:val="17"/>
+        </w:rPr>
+        <w:t xml:space="preserve"># expect a refusal</w:t>
+      </w:r>
+    </w:p>
+    <w:p>
+      <w:pPr>
+        <w:spacing w:after="120" w:line="264"/>
+      </w:pPr>
+      <w:r>
+        <w:rPr>
+          <w:rFonts w:ascii="Calibri" w:cs="Calibri" w:eastAsia="Calibri" w:hAnsi="Calibri"/>
+          <w:color w:val="1A1A1A"/>
+          <w:sz w:val="21"/>
+          <w:szCs w:val="21"/>
+        </w:rPr>
+        <w:t xml:space="preserve">The wrapper resolves the real binary by skipping itself in the PATH search, so it cannot recurse. If it cannot find the real claude it exits rather than failing open.</w:t>
+      </w:r>
+    </w:p>
+    <w:p>
+      <w:pPr>
+        <w:spacing w:after="120" w:line="264"/>
+      </w:pPr>
+      <w:r>
+        <w:rPr>
+          <w:rFonts w:ascii="Calibri" w:hAnsi="Calibri"/>
+          <w:color w:val="1A1A1A"/>
+          <w:sz w:val="21"/>
+        </w:rPr>
+        <w:t>The PATH wrapper only covers the terminal. The desktop application is launched from a .desktop entry as /usr/bin/claude-desktop and runs its own bundled copy of Claude Code out of ~/.config/Claude/, so nothing on PATH is consulted and case-guard never sees it. That left one hole in the mutual exclusion, and it is the one that actually happened: opening the container and then starting the desktop app. case-guard-desktop closes it, installed through a user .desktop file that shadows the system one, so the launcher, the dock and the claude:// handler all go through it.</w:t>
+      </w:r>
+    </w:p>
+    <w:p>
+      <w:pPr>
+        <w:pBdr>
+          <w:left w:val="single" w:color="C15E3C" w:sz="12" w:space="8"/>
+        </w:pBdr>
+        <w:shd w:fill="F7F2E9" w:val="clear"/>
+        <w:spacing w:after="0" w:before="0" w:line="240"/>
+        <w:ind w:left="259"/>
+      </w:pPr>
+      <w:r>
+        <w:rPr>
+          <w:rFonts w:ascii="Consolas" w:hAnsi="Consolas"/>
+          <w:b/>
+          <w:color w:val="A8432A"/>
+          <w:sz w:val="17"/>
+        </w:rPr>
+        <w:t>tools/install-desktop-guard.sh</w:t>
+      </w:r>
+      <w:r>
+        <w:rPr>
+          <w:rFonts w:ascii="Consolas" w:hAnsi="Consolas"/>
+          <w:color w:val="35322E"/>
+          <w:sz w:val="17"/>
+        </w:rPr>
+        <w:t xml:space="preserve">   </w:t>
+      </w:r>
+      <w:r>
+        <w:rPr>
+          <w:rFonts w:ascii="Consolas" w:hAnsi="Consolas"/>
+          <w:color w:val="8C8578"/>
+          <w:sz w:val="17"/>
+        </w:rPr>
+        <w:t># writes the .desktop override</w:t>
+      </w:r>
+    </w:p>
+    <w:p>
+      <w:pPr>
+        <w:spacing w:after="120" w:line="264"/>
+      </w:pPr>
+      <w:r>
+        <w:rPr>
+          <w:rFonts w:ascii="Calibri" w:hAnsi="Calibri"/>
+          <w:color w:val="1A1A1A"/>
+          <w:sz w:val="21"/>
+        </w:rPr>
+        <w:t>There is no terminal behind a GUI launch, so the refusal appears as a dialog rather than on stdout. Test it with case-guard-desktop --check, which prints the decision and shows nothing on screen.</w:t>
       </w:r>
     </w:p>
     <w:p>
@@ -1061,7 +2523,232 @@
           <w:sz w:val="24"/>
           <w:szCs w:val="24"/>
         </w:rPr>
-        <w:t xml:space="preserve">3.3 VeraCrypt — if the Windows machine needs access</w:t>
+        <w:t xml:space="preserve">4.5 Daily use</w:t>
+      </w:r>
+    </w:p>
+    <w:p>
+      <w:pPr>
+        <w:pBdr>
+          <w:top w:val="single" w:color="E2D8C8" w:sz="2" w:space="3"/>
+          <w:left w:val="single" w:color="C15E3C" w:sz="12" w:space="8"/>
+        </w:pBdr>
+        <w:shd w:fill="F7F2E9" w:val="clear"/>
+        <w:spacing w:after="0" w:before="40" w:line="240"/>
+        <w:ind w:left="259"/>
+      </w:pPr>
+      <w:r>
+        <w:rPr>
+          <w:rFonts w:ascii="Consolas" w:cs="Consolas" w:eastAsia="Consolas" w:hAnsi="Consolas"/>
+          <w:b/>
+          <w:bCs/>
+          <w:color w:val="A8432A"/>
+          <w:sz w:val="17"/>
+          <w:szCs w:val="17"/>
+        </w:rPr>
+        <w:t xml:space="preserve">case-status</w:t>
+      </w:r>
+      <w:r>
+        <w:rPr>
+          <w:rFonts w:ascii="Consolas" w:cs="Consolas" w:eastAsia="Consolas" w:hAnsi="Consolas"/>
+          <w:color w:val="35322E"/>
+          <w:sz w:val="17"/>
+          <w:szCs w:val="17"/>
+        </w:rPr>
+        <w:t xml:space="preserve">              </w:t>
+      </w:r>
+      <w:r>
+        <w:rPr>
+          <w:rFonts w:ascii="Consolas" w:cs="Consolas" w:eastAsia="Consolas" w:hAnsi="Consolas"/>
+          <w:i/>
+          <w:iCs/>
+          <w:color w:val="8C8578"/>
+          <w:sz w:val="17"/>
+          <w:szCs w:val="17"/>
+        </w:rPr>
+        <w:t xml:space="preserve"># open or closed? safe to start a session?</w:t>
+      </w:r>
+    </w:p>
+    <w:p>
+      <w:pPr>
+        <w:pBdr>
+          <w:left w:val="single" w:color="C15E3C" w:sz="12" w:space="8"/>
+        </w:pBdr>
+        <w:shd w:fill="F7F2E9" w:val="clear"/>
+        <w:spacing w:after="0" w:before="0" w:line="240"/>
+        <w:ind w:left="259"/>
+      </w:pPr>
+      <w:r>
+        <w:rPr>
+          <w:rFonts w:ascii="Consolas" w:cs="Consolas" w:eastAsia="Consolas" w:hAnsi="Consolas"/>
+          <w:b/>
+          <w:bCs/>
+          <w:color w:val="A8432A"/>
+          <w:sz w:val="17"/>
+          <w:szCs w:val="17"/>
+        </w:rPr>
+        <w:t xml:space="preserve">tr-project</w:t>
+      </w:r>
+      <w:r>
+        <w:rPr>
+          <w:rFonts w:ascii="Consolas" w:cs="Consolas" w:eastAsia="Consolas" w:hAnsi="Consolas"/>
+          <w:color w:val="35322E"/>
+          <w:sz w:val="17"/>
+          <w:szCs w:val="17"/>
+        </w:rPr>
+        <w:t xml:space="preserve">               </w:t>
+      </w:r>
+      <w:r>
+        <w:rPr>
+          <w:rFonts w:ascii="Consolas" w:cs="Consolas" w:eastAsia="Consolas" w:hAnsi="Consolas"/>
+          <w:i/>
+          <w:iCs/>
+          <w:color w:val="8C8578"/>
+          <w:sz w:val="17"/>
+          <w:szCs w:val="17"/>
+        </w:rPr>
+        <w:t xml:space="preserve"># which matter is active?</w:t>
+      </w:r>
+    </w:p>
+    <w:p>
+      <w:pPr>
+        <w:pBdr>
+          <w:left w:val="single" w:color="C15E3C" w:sz="12" w:space="8"/>
+        </w:pBdr>
+        <w:shd w:fill="F7F2E9" w:val="clear"/>
+        <w:spacing w:after="0" w:before="0" w:line="240"/>
+        <w:ind w:left="259"/>
+      </w:pPr>
+      <w:r>
+        <w:rPr>
+          <w:rFonts w:ascii="Consolas" w:cs="Consolas" w:eastAsia="Consolas" w:hAnsi="Consolas"/>
+          <w:b/>
+          <w:bCs/>
+          <w:color w:val="A8432A"/>
+          <w:sz w:val="17"/>
+          <w:szCs w:val="17"/>
+        </w:rPr>
+        <w:t xml:space="preserve">case-open</w:t>
+      </w:r>
+      <w:r>
+        <w:rPr>
+          <w:rFonts w:ascii="Consolas" w:cs="Consolas" w:eastAsia="Consolas" w:hAnsi="Consolas"/>
+          <w:color w:val="35322E"/>
+          <w:sz w:val="17"/>
+          <w:szCs w:val="17"/>
+        </w:rPr>
+        <w:t xml:space="preserve">                </w:t>
+      </w:r>
+      <w:r>
+        <w:rPr>
+          <w:rFonts w:ascii="Consolas" w:cs="Consolas" w:eastAsia="Consolas" w:hAnsi="Consolas"/>
+          <w:i/>
+          <w:iCs/>
+          <w:color w:val="8C8578"/>
+          <w:sz w:val="17"/>
+          <w:szCs w:val="17"/>
+        </w:rPr>
+        <w:t xml:space="preserve"># unlock and mount</w:t>
+      </w:r>
+    </w:p>
+    <w:p>
+      <w:pPr>
+        <w:pBdr>
+          <w:left w:val="single" w:color="C15E3C" w:sz="12" w:space="8"/>
+        </w:pBdr>
+        <w:shd w:fill="F7F2E9" w:val="clear"/>
+        <w:spacing w:after="0" w:before="0" w:line="240"/>
+        <w:ind w:left="259"/>
+      </w:pPr>
+      <w:r>
+        <w:rPr>
+          <w:rFonts w:ascii="Consolas" w:cs="Consolas" w:eastAsia="Consolas" w:hAnsi="Consolas"/>
+          <w:b/>
+          <w:bCs/>
+          <w:color w:val="A8432A"/>
+          <w:sz w:val="17"/>
+          <w:szCs w:val="17"/>
+        </w:rPr>
+        <w:t xml:space="preserve">case-close</w:t>
+      </w:r>
+      <w:r>
+        <w:rPr>
+          <w:rFonts w:ascii="Consolas" w:cs="Consolas" w:eastAsia="Consolas" w:hAnsi="Consolas"/>
+          <w:color w:val="35322E"/>
+          <w:sz w:val="17"/>
+          <w:szCs w:val="17"/>
+        </w:rPr>
+        <w:t xml:space="preserve">               </w:t>
+      </w:r>
+      <w:r>
+        <w:rPr>
+          <w:rFonts w:ascii="Consolas" w:cs="Consolas" w:eastAsia="Consolas" w:hAnsi="Consolas"/>
+          <w:i/>
+          <w:iCs/>
+          <w:color w:val="8C8578"/>
+          <w:sz w:val="17"/>
+          <w:szCs w:val="17"/>
+        </w:rPr>
+        <w:t xml:space="preserve"># unmount and lock</w:t>
+      </w:r>
+    </w:p>
+    <w:p>
+      <w:pPr>
+        <w:pBdr>
+          <w:bottom w:val="single" w:color="E2D8C8" w:sz="2" w:space="3"/>
+          <w:left w:val="single" w:color="C15E3C" w:sz="12" w:space="8"/>
+        </w:pBdr>
+        <w:shd w:fill="F7F2E9" w:val="clear"/>
+        <w:spacing w:after="160" w:before="0" w:line="240"/>
+        <w:ind w:left="259"/>
+      </w:pPr>
+      <w:r>
+        <w:rPr>
+          <w:rFonts w:ascii="Consolas" w:cs="Consolas" w:eastAsia="Consolas" w:hAnsi="Consolas"/>
+          <w:b/>
+          <w:bCs/>
+          <w:color w:val="A8432A"/>
+          <w:sz w:val="17"/>
+          <w:szCs w:val="17"/>
+        </w:rPr>
+        <w:t xml:space="preserve">case-close</w:t>
+      </w:r>
+      <w:r>
+        <w:rPr>
+          <w:rFonts w:ascii="Consolas" w:cs="Consolas" w:eastAsia="Consolas" w:hAnsi="Consolas"/>
+          <w:color w:val="35322E"/>
+          <w:sz w:val="17"/>
+          <w:szCs w:val="17"/>
+        </w:rPr>
+        <w:t xml:space="preserve"> </w:t>
+      </w:r>
+      <w:r>
+        <w:rPr>
+          <w:rFonts w:ascii="Consolas" w:cs="Consolas" w:eastAsia="Consolas" w:hAnsi="Consolas"/>
+          <w:color w:val="1F6E8C"/>
+          <w:sz w:val="17"/>
+          <w:szCs w:val="17"/>
+        </w:rPr>
+        <w:t xml:space="preserve">-f</w:t>
+      </w:r>
+      <w:r>
+        <w:rPr>
+          <w:rFonts w:ascii="Consolas" w:cs="Consolas" w:eastAsia="Consolas" w:hAnsi="Consolas"/>
+          <w:color w:val="35322E"/>
+          <w:sz w:val="17"/>
+          <w:szCs w:val="17"/>
+        </w:rPr>
+        <w:t xml:space="preserve">            </w:t>
+      </w:r>
+      <w:r>
+        <w:rPr>
+          <w:rFonts w:ascii="Consolas" w:cs="Consolas" w:eastAsia="Consolas" w:hAnsi="Consolas"/>
+          <w:i/>
+          <w:iCs/>
+          <w:color w:val="8C8578"/>
+          <w:sz w:val="17"/>
+          <w:szCs w:val="17"/>
+        </w:rPr>
+        <w:t xml:space="preserve"># force, when a batch is still running</w:t>
       </w:r>
     </w:p>
     <w:p>
@@ -1075,24 +2762,7 @@
           <w:sz w:val="21"/>
           <w:szCs w:val="21"/>
         </w:rPr>
-        <w:t xml:space="preserve">Cross-platform, with a graphical interface. Worth it only if the same container must open on your Windows machine; otherwise it adds a third-party dependency and some performance cost for no benefit over LUKS.</w:t>
-      </w:r>
-    </w:p>
-    <w:p>
-      <w:pPr>
-        <w:pStyle w:val="Heading2"/>
-        <w:spacing w:after="130" w:before="250"/>
-      </w:pPr>
-      <w:r>
-        <w:rPr>
-          <w:rFonts w:ascii="Calibri" w:cs="Calibri" w:eastAsia="Calibri" w:hAnsi="Calibri"/>
-          <w:b/>
-          <w:bCs/>
-          <w:color w:val="1A1A1A"/>
-          <w:sz w:val="24"/>
-          <w:szCs w:val="24"/>
-        </w:rPr>
-        <w:t xml:space="preserve">3.4 External encrypted drive — strongest, least convenient</w:t>
+        <w:t xml:space="preserve">case-close reports which processes still hold files open rather than failing with a bare "target is busy", which during a multi-day batch is the difference between a useful message and a puzzle. With fingerprint sudo already configured, each of these is a touch of the reader.</w:t>
       </w:r>
     </w:p>
     <w:p>
@@ -1101,48 +2771,20 @@
       </w:pPr>
       <w:r>
         <w:rPr>
-          <w:rFonts w:ascii="Calibri" w:cs="Calibri" w:eastAsia="Calibri" w:hAnsi="Calibri"/>
+          <w:rFonts w:ascii="Calibri" w:hAnsi="Calibri"/>
+          <w:b/>
           <w:color w:val="1A1A1A"/>
           <w:sz w:val="21"/>
-          <w:szCs w:val="21"/>
-        </w:rPr>
-        <w:t xml:space="preserve">A LUKS-encrypted USB SSD that you physically unplug. Nothing beats the boundary of a disconnected cable, and it makes the container impossible to forget about because its absence is visible. The cost is that batch runs must complete while it is attached, and a multi-day run means a drive left plugged in for days — which erodes the advantage.</w:t>
-      </w:r>
-    </w:p>
-    <w:p>
-      <w:pPr>
-        <w:spacing w:after="120" w:line="264"/>
-      </w:pPr>
-      <w:r>
-        <w:rPr>
-          <w:rFonts w:ascii="Calibri" w:cs="Calibri" w:eastAsia="Calibri" w:hAnsi="Calibri"/>
+        </w:rPr>
+        <w:t>Closing does not delete anything.</w:t>
+      </w:r>
+      <w:r>
+        <w:rPr>
+          <w:rFonts w:ascii="Calibri" w:hAnsi="Calibri"/>
           <w:color w:val="1A1A1A"/>
           <w:sz w:val="21"/>
-          <w:szCs w:val="21"/>
-        </w:rPr>
-        <w:t xml:space="preserve">Reasonable hybrid: work on the internal container, and keep the encrypted external drive as the backup target.</w:t>
-      </w:r>
-    </w:p>
-    <w:p>
-      <w:r>
-        <w:br w:type="page"/>
-      </w:r>
-    </w:p>
-    <w:p>
-      <w:pPr>
-        <w:pStyle w:val="Heading1"/>
-        <w:spacing w:after="130" w:before="340"/>
-      </w:pPr>
-      <w:r>
-        <w:rPr>
-          <w:rFonts w:ascii="Calibri" w:cs="Calibri" w:eastAsia="Calibri" w:hAnsi="Calibri"/>
-          <w:b/>
-          <w:bCs/>
-          <w:color w:val="C15E3C"/>
-          <w:sz w:val="29"/>
-          <w:szCs w:val="29"/>
-        </w:rPr>
-        <w:t xml:space="preserve">4. Setup</w:t>
+        </w:rPr>
+        <w:t xml:space="preserve"> Closing the container unmounts a filesystem; it does not empty one. Everything written during a session is still inside the container file, encrypted, and comes back exactly as it was at the next case-open. The mountpoint looks empty only because nothing is mounted there.</w:t>
       </w:r>
     </w:p>
     <w:p>
@@ -1151,29 +2793,11 @@
       </w:pPr>
       <w:r>
         <w:rPr>
-          <w:rFonts w:ascii="Calibri" w:cs="Calibri" w:eastAsia="Calibri" w:hAnsi="Calibri"/>
+          <w:rFonts w:ascii="Calibri" w:hAnsi="Calibri"/>
           <w:color w:val="1A1A1A"/>
           <w:sz w:val="21"/>
-          <w:szCs w:val="21"/>
-        </w:rPr>
-        <w:t xml:space="preserve">Roughly fifteen minutes, most of it choosing a passphrase. The kit now includes five scripts that do the work.</w:t>
-      </w:r>
-    </w:p>
-    <w:p>
-      <w:pPr>
-        <w:pStyle w:val="Heading2"/>
-        <w:spacing w:after="130" w:before="250"/>
-      </w:pPr>
-      <w:r>
-        <w:rPr>
-          <w:rFonts w:ascii="Calibri" w:cs="Calibri" w:eastAsia="Calibri" w:hAnsi="Calibri"/>
-          <w:b/>
-          <w:bCs/>
-          <w:color w:val="1A1A1A"/>
-          <w:sz w:val="24"/>
-          <w:szCs w:val="24"/>
-        </w:rPr>
-        <w:t xml:space="preserve">4.1 If ~/translate already exists with data</w:t>
+        </w:rPr>
+        <w:t>The corollary is that nothing ever leaves on its own. A matter that is finished, delivered and paid for still occupies the container, in full, until somebody removes it by hand — open the container and delete the project directory. That is deliberate: no script deletes client work. But it means retention is a decision you have to make rather than one the system makes for you, and material you no longer have a reason to hold is material you are still holding.</w:t>
       </w:r>
     </w:p>
     <w:p>
@@ -1182,1492 +2806,71 @@
       </w:pPr>
       <w:r>
         <w:rPr>
-          <w:rFonts w:ascii="Calibri" w:cs="Calibri" w:eastAsia="Calibri" w:hAnsi="Calibri"/>
+          <w:rFonts w:ascii="Consolas" w:hAnsi="Consolas"/>
+          <w:b/>
+          <w:color w:val="A8432A"/>
+          <w:sz w:val="17"/>
+        </w:rPr>
+        <w:t>case-open</w:t>
+      </w:r>
+    </w:p>
+    <w:p>
+      <w:pPr>
+        <w:spacing w:after="120" w:line="264"/>
+      </w:pPr>
+      <w:r>
+        <w:rPr>
+          <w:rFonts w:ascii="Consolas" w:hAnsi="Consolas"/>
+          <w:b/>
+          <w:color w:val="A8432A"/>
+          <w:sz w:val="17"/>
+        </w:rPr>
+        <w:t>rm</w:t>
+      </w:r>
+      <w:r>
+        <w:rPr>
+          <w:rFonts w:ascii="Consolas" w:hAnsi="Consolas"/>
+          <w:color w:val="35322E"/>
+          <w:sz w:val="17"/>
+        </w:rPr>
+        <w:t xml:space="preserve"> </w:t>
+      </w:r>
+      <w:r>
+        <w:rPr>
+          <w:rFonts w:ascii="Consolas" w:hAnsi="Consolas"/>
+          <w:color w:val="1F6E8C"/>
+          <w:sz w:val="17"/>
+        </w:rPr>
+        <w:t>-rf</w:t>
+      </w:r>
+      <w:r>
+        <w:rPr>
+          <w:rFonts w:ascii="Consolas" w:hAnsi="Consolas"/>
+          <w:color w:val="35322E"/>
+          <w:sz w:val="17"/>
+        </w:rPr>
+        <w:t xml:space="preserve"> </w:t>
+      </w:r>
+      <w:r>
+        <w:rPr>
+          <w:rFonts w:ascii="Consolas" w:hAnsi="Consolas"/>
+          <w:color w:val="35322E"/>
+          <w:sz w:val="17"/>
+        </w:rPr>
+        <w:t>~/translation-work/confidential-projects/kranj-2024</w:t>
+      </w:r>
+    </w:p>
+    <w:p>
+      <w:pPr>
+        <w:spacing w:after="120" w:line="264"/>
+      </w:pPr>
+      <w:r>
+        <w:rPr>
+          <w:rFonts w:ascii="Calibri" w:hAnsi="Calibri"/>
           <w:color w:val="1A1A1A"/>
           <w:sz w:val="21"/>
-          <w:szCs w:val="21"/>
-        </w:rPr>
-        <w:t xml:space="preserve">Move it aside first. case-init refuses to run over an existing directory with contents.</w:t>
-      </w:r>
-    </w:p>
-    <w:p>
-      <w:pPr>
-        <w:pBdr>
-          <w:top w:val="single" w:color="E2D8C8" w:sz="2" w:space="3"/>
-          <w:bottom w:val="single" w:color="E2D8C8" w:sz="2" w:space="3"/>
-          <w:left w:val="single" w:color="C15E3C" w:sz="12" w:space="8"/>
-        </w:pBdr>
-        <w:shd w:fill="F7F2E9" w:val="clear"/>
-        <w:spacing w:after="160" w:before="40" w:line="240"/>
-        <w:ind w:left="259"/>
-      </w:pPr>
-      <w:r>
-        <w:rPr>
-          <w:rFonts w:ascii="Consolas" w:cs="Consolas" w:eastAsia="Consolas" w:hAnsi="Consolas"/>
-          <w:b/>
-          <w:bCs/>
-          <w:color w:val="A8432A"/>
-          <w:sz w:val="17"/>
-          <w:szCs w:val="17"/>
-        </w:rPr>
-        <w:t xml:space="preserve">mv</w:t>
-      </w:r>
-      <w:r>
-        <w:rPr>
-          <w:rFonts w:ascii="Consolas" w:cs="Consolas" w:eastAsia="Consolas" w:hAnsi="Consolas"/>
-          <w:color w:val="35322E"/>
-          <w:sz w:val="17"/>
-          <w:szCs w:val="17"/>
-        </w:rPr>
-        <w:t xml:space="preserve"> </w:t>
-      </w:r>
-      <w:r>
-        <w:rPr>
-          <w:rFonts w:ascii="Consolas" w:cs="Consolas" w:eastAsia="Consolas" w:hAnsi="Consolas"/>
-          <w:color w:val="35322E"/>
-          <w:sz w:val="17"/>
-          <w:szCs w:val="17"/>
-        </w:rPr>
-        <w:t xml:space="preserve">~/translate</w:t>
-      </w:r>
-      <w:r>
-        <w:rPr>
-          <w:rFonts w:ascii="Consolas" w:cs="Consolas" w:eastAsia="Consolas" w:hAnsi="Consolas"/>
-          <w:color w:val="35322E"/>
-          <w:sz w:val="17"/>
-          <w:szCs w:val="17"/>
-        </w:rPr>
-        <w:t xml:space="preserve"> </w:t>
-      </w:r>
-      <w:r>
-        <w:rPr>
-          <w:rFonts w:ascii="Consolas" w:cs="Consolas" w:eastAsia="Consolas" w:hAnsi="Consolas"/>
-          <w:color w:val="35322E"/>
-          <w:sz w:val="17"/>
-          <w:szCs w:val="17"/>
-        </w:rPr>
-        <w:t xml:space="preserve">~/translation-work/plain-backup</w:t>
-      </w:r>
-    </w:p>
-    <w:p>
-      <w:pPr>
-        <w:pStyle w:val="Heading2"/>
-        <w:spacing w:after="130" w:before="250"/>
-      </w:pPr>
-      <w:r>
-        <w:rPr>
-          <w:rFonts w:ascii="Calibri" w:cs="Calibri" w:eastAsia="Calibri" w:hAnsi="Calibri"/>
-          <w:b/>
-          <w:bCs/>
-          <w:color w:val="1A1A1A"/>
-          <w:sz w:val="24"/>
-          <w:szCs w:val="24"/>
-        </w:rPr>
-        <w:t xml:space="preserve">4.2 Create the container</w:t>
-      </w:r>
-    </w:p>
-    <w:p>
-      <w:pPr>
-        <w:pBdr>
-          <w:top w:val="single" w:color="E2D8C8" w:sz="2" w:space="3"/>
-          <w:left w:val="single" w:color="C15E3C" w:sz="12" w:space="8"/>
-        </w:pBdr>
-        <w:shd w:fill="F7F2E9" w:val="clear"/>
-        <w:spacing w:after="0" w:before="40" w:line="240"/>
-        <w:ind w:left="259"/>
-      </w:pPr>
-      <w:r>
-        <w:rPr>
-          <w:rFonts w:ascii="Consolas" w:cs="Consolas" w:eastAsia="Consolas" w:hAnsi="Consolas"/>
-          <w:b/>
-          <w:bCs/>
-          <w:color w:val="A8432A"/>
-          <w:sz w:val="17"/>
-          <w:szCs w:val="17"/>
-        </w:rPr>
-        <w:t xml:space="preserve">cd</w:t>
-      </w:r>
-      <w:r>
-        <w:rPr>
-          <w:rFonts w:ascii="Consolas" w:cs="Consolas" w:eastAsia="Consolas" w:hAnsi="Consolas"/>
-          <w:color w:val="35322E"/>
-          <w:sz w:val="17"/>
-          <w:szCs w:val="17"/>
-        </w:rPr>
-        <w:t xml:space="preserve"> </w:t>
-      </w:r>
-      <w:r>
-        <w:rPr>
-          <w:rFonts w:ascii="Consolas" w:cs="Consolas" w:eastAsia="Consolas" w:hAnsi="Consolas"/>
-          <w:color w:val="3F7A44"/>
-          <w:sz w:val="17"/>
-          <w:szCs w:val="17"/>
-        </w:rPr>
-        <w:t xml:space="preserve">"$KIT"</w:t>
-      </w:r>
-      <w:r>
-        <w:rPr>
-          <w:rFonts w:ascii="Consolas" w:cs="Consolas" w:eastAsia="Consolas" w:hAnsi="Consolas"/>
-          <w:color w:val="35322E"/>
-          <w:sz w:val="17"/>
-          <w:szCs w:val="17"/>
-        </w:rPr>
-        <w:t xml:space="preserve">        </w:t>
-      </w:r>
-      <w:r>
-        <w:rPr>
-          <w:rFonts w:ascii="Consolas" w:cs="Consolas" w:eastAsia="Consolas" w:hAnsi="Consolas"/>
-          <w:i/>
-          <w:iCs/>
-          <w:color w:val="8C8578"/>
-          <w:sz w:val="17"/>
-          <w:szCs w:val="17"/>
-        </w:rPr>
-        <w:t xml:space="preserve"># the kit, under Claude_Stuff/cli_projects/</w:t>
-      </w:r>
-    </w:p>
-    <w:p>
-      <w:pPr>
-        <w:pBdr>
-          <w:bottom w:val="single" w:color="E2D8C8" w:sz="2" w:space="3"/>
-          <w:left w:val="single" w:color="C15E3C" w:sz="12" w:space="8"/>
-        </w:pBdr>
-        <w:shd w:fill="F7F2E9" w:val="clear"/>
-        <w:spacing w:after="160" w:before="0" w:line="240"/>
-        <w:ind w:left="259"/>
-      </w:pPr>
-      <w:r>
-        <w:rPr>
-          <w:rFonts w:ascii="Consolas" w:cs="Consolas" w:eastAsia="Consolas" w:hAnsi="Consolas"/>
-          <w:b/>
-          <w:bCs/>
-          <w:color w:val="A8432A"/>
-          <w:sz w:val="17"/>
-          <w:szCs w:val="17"/>
-        </w:rPr>
-        <w:t xml:space="preserve">./bin/case-init</w:t>
-      </w:r>
-      <w:r>
-        <w:rPr>
-          <w:rFonts w:ascii="Consolas" w:cs="Consolas" w:eastAsia="Consolas" w:hAnsi="Consolas"/>
-          <w:color w:val="35322E"/>
-          <w:sz w:val="17"/>
-          <w:szCs w:val="17"/>
-        </w:rPr>
-        <w:t xml:space="preserve"> </w:t>
-      </w:r>
-      <w:r>
-        <w:rPr>
-          <w:rFonts w:ascii="Consolas" w:cs="Consolas" w:eastAsia="Consolas" w:hAnsi="Consolas"/>
-          <w:color w:val="35322E"/>
-          <w:sz w:val="17"/>
-          <w:szCs w:val="17"/>
-        </w:rPr>
-        <w:t xml:space="preserve">40G</w:t>
-      </w:r>
-    </w:p>
-    <w:p>
-      <w:pPr>
-        <w:spacing w:after="120" w:line="264"/>
-      </w:pPr>
-      <w:r>
-        <w:rPr>
-          <w:rFonts w:ascii="Calibri" w:cs="Calibri" w:eastAsia="Calibri" w:hAnsi="Calibri"/>
-          <w:color w:val="1A1A1A"/>
-          <w:sz w:val="21"/>
-          <w:szCs w:val="21"/>
-        </w:rPr>
-        <w:t xml:space="preserve">This creates a sparse LUKS2 file at ~/.case/confidential.luks, formats it ext4, seeds the _shared/ layer with the glossary and prompt templates, backs up the LUKS header, and makes the bare mountpoint immutable so nothing can write to it while closed. Individual projects are created afterwards with tr-project --new.</w:t>
-      </w:r>
-    </w:p>
-    <w:p>
-      <w:pPr>
-        <w:spacing w:after="120" w:line="264"/>
-      </w:pPr>
-      <w:r>
-        <w:rPr>
-          <w:rFonts w:ascii="Calibri" w:cs="Calibri" w:eastAsia="Calibri" w:hAnsi="Calibri"/>
-          <w:color w:val="1A1A1A"/>
-          <w:sz w:val="21"/>
-          <w:szCs w:val="21"/>
-        </w:rPr>
-        <w:t xml:space="preserve">Forty gigabytes is generous for several matters of roughly one hundred documents each plus their OCR output; the file is sparse, so it consumes only what is actually used. The model itself lives under the Ollama directory, not here.</w:t>
-      </w:r>
-    </w:p>
-    <w:p>
-      <w:pPr>
-        <w:pBdr>
-          <w:left w:val="single" w:color="8C3B2E" w:sz="20" w:space="10"/>
-        </w:pBdr>
-        <w:shd w:fill="F7E9E4" w:val="clear"/>
-        <w:spacing w:after="170" w:before="150" w:line="264"/>
-        <w:ind w:left="172"/>
-      </w:pPr>
-      <w:r>
-        <w:rPr>
-          <w:rFonts w:ascii="Calibri" w:cs="Calibri" w:eastAsia="Calibri" w:hAnsi="Calibri"/>
-          <w:b/>
-          <w:bCs/>
-          <w:color w:val="8C3B2E"/>
-          <w:sz w:val="21"/>
-          <w:szCs w:val="21"/>
-        </w:rPr>
-        <w:t xml:space="preserve">Two things to do immediately after.  </w:t>
-      </w:r>
-      <w:r>
-        <w:rPr>
-          <w:rFonts w:ascii="Calibri" w:cs="Calibri" w:eastAsia="Calibri" w:hAnsi="Calibri"/>
-          <w:color w:val="1A1A1A"/>
-          <w:sz w:val="21"/>
-          <w:szCs w:val="21"/>
-        </w:rPr>
-        <w:t xml:space="preserve">Put the passphrase in your password manager — there is no recovery. And copy ~/.case/header.bak somewhere off this machine: without the header backup, corruption of the first few megabytes destroys the data even if the passphrase is correct.</w:t>
-      </w:r>
-    </w:p>
-    <w:p>
-      <w:pPr>
-        <w:pStyle w:val="Heading2"/>
-        <w:spacing w:after="130" w:before="250"/>
-      </w:pPr>
-      <w:r>
-        <w:rPr>
-          <w:rFonts w:ascii="Calibri" w:cs="Calibri" w:eastAsia="Calibri" w:hAnsi="Calibri"/>
-          <w:b/>
-          <w:bCs/>
-          <w:color w:val="1A1A1A"/>
-          <w:sz w:val="24"/>
-          <w:szCs w:val="24"/>
-        </w:rPr>
-        <w:t xml:space="preserve">4.3 Move the existing data in</w:t>
-      </w:r>
-    </w:p>
-    <w:p>
-      <w:pPr>
-        <w:pBdr>
-          <w:top w:val="single" w:color="E2D8C8" w:sz="2" w:space="3"/>
-          <w:left w:val="single" w:color="C15E3C" w:sz="12" w:space="8"/>
-        </w:pBdr>
-        <w:shd w:fill="F7F2E9" w:val="clear"/>
-        <w:spacing w:after="0" w:before="40" w:line="240"/>
-        <w:ind w:left="259"/>
-      </w:pPr>
-      <w:r>
-        <w:rPr>
-          <w:rFonts w:ascii="Consolas" w:cs="Consolas" w:eastAsia="Consolas" w:hAnsi="Consolas"/>
-          <w:b/>
-          <w:bCs/>
-          <w:color w:val="A8432A"/>
-          <w:sz w:val="17"/>
-          <w:szCs w:val="17"/>
-        </w:rPr>
-        <w:t xml:space="preserve">case-open</w:t>
-      </w:r>
-    </w:p>
-    <w:p>
-      <w:pPr>
-        <w:pBdr>
-          <w:left w:val="single" w:color="C15E3C" w:sz="12" w:space="8"/>
-        </w:pBdr>
-        <w:shd w:fill="F7F2E9" w:val="clear"/>
-        <w:spacing w:after="0" w:before="0" w:line="240"/>
-        <w:ind w:left="259"/>
-      </w:pPr>
-      <w:r>
-        <w:rPr>
-          <w:rFonts w:ascii="Consolas" w:cs="Consolas" w:eastAsia="Consolas" w:hAnsi="Consolas"/>
-          <w:b/>
-          <w:bCs/>
-          <w:color w:val="A8432A"/>
-          <w:sz w:val="17"/>
-          <w:szCs w:val="17"/>
-        </w:rPr>
-        <w:t xml:space="preserve">rsync</w:t>
-      </w:r>
-      <w:r>
-        <w:rPr>
-          <w:rFonts w:ascii="Consolas" w:cs="Consolas" w:eastAsia="Consolas" w:hAnsi="Consolas"/>
-          <w:color w:val="35322E"/>
-          <w:sz w:val="17"/>
-          <w:szCs w:val="17"/>
-        </w:rPr>
-        <w:t xml:space="preserve"> </w:t>
-      </w:r>
-      <w:r>
-        <w:rPr>
-          <w:rFonts w:ascii="Consolas" w:cs="Consolas" w:eastAsia="Consolas" w:hAnsi="Consolas"/>
-          <w:color w:val="1F6E8C"/>
-          <w:sz w:val="17"/>
-          <w:szCs w:val="17"/>
-        </w:rPr>
-        <w:t xml:space="preserve">-a</w:t>
-      </w:r>
-      <w:r>
-        <w:rPr>
-          <w:rFonts w:ascii="Consolas" w:cs="Consolas" w:eastAsia="Consolas" w:hAnsi="Consolas"/>
-          <w:color w:val="35322E"/>
-          <w:sz w:val="17"/>
-          <w:szCs w:val="17"/>
-        </w:rPr>
-        <w:t xml:space="preserve"> </w:t>
-      </w:r>
-      <w:r>
-        <w:rPr>
-          <w:rFonts w:ascii="Consolas" w:cs="Consolas" w:eastAsia="Consolas" w:hAnsi="Consolas"/>
-          <w:color w:val="35322E"/>
-          <w:sz w:val="17"/>
-          <w:szCs w:val="17"/>
-        </w:rPr>
-        <w:t xml:space="preserve">~/translation-work/plain-backup/</w:t>
-      </w:r>
-      <w:r>
-        <w:rPr>
-          <w:rFonts w:ascii="Consolas" w:cs="Consolas" w:eastAsia="Consolas" w:hAnsi="Consolas"/>
-          <w:color w:val="35322E"/>
-          <w:sz w:val="17"/>
-          <w:szCs w:val="17"/>
-        </w:rPr>
-        <w:t xml:space="preserve"> </w:t>
-      </w:r>
-      <w:r>
-        <w:rPr>
-          <w:rFonts w:ascii="Consolas" w:cs="Consolas" w:eastAsia="Consolas" w:hAnsi="Consolas"/>
-          <w:color w:val="A39C90"/>
-          <w:sz w:val="17"/>
-          <w:szCs w:val="17"/>
-        </w:rPr>
-        <w:t xml:space="preserve">\</w:t>
-      </w:r>
-    </w:p>
-    <w:p>
-      <w:pPr>
-        <w:pBdr>
-          <w:left w:val="single" w:color="C15E3C" w:sz="12" w:space="8"/>
-        </w:pBdr>
-        <w:shd w:fill="F7F2E9" w:val="clear"/>
-        <w:spacing w:after="0" w:before="0" w:line="240"/>
-        <w:ind w:left="259"/>
-      </w:pPr>
-      <w:r>
-        <w:rPr>
-          <w:rFonts w:ascii="Consolas" w:cs="Consolas" w:eastAsia="Consolas" w:hAnsi="Consolas"/>
-          <w:color w:val="35322E"/>
-          <w:sz w:val="17"/>
-          <w:szCs w:val="17"/>
-        </w:rPr>
-        <w:t xml:space="preserve">   </w:t>
-      </w:r>
-      <w:r>
-        <w:rPr>
-          <w:rFonts w:ascii="Consolas" w:cs="Consolas" w:eastAsia="Consolas" w:hAnsi="Consolas"/>
-          <w:b/>
-          <w:bCs/>
-          <w:color w:val="A8432A"/>
-          <w:sz w:val="17"/>
-          <w:szCs w:val="17"/>
-        </w:rPr>
-        <w:t xml:space="preserve">~/translation-work/confidential-projects/kranj-2024/</w:t>
-      </w:r>
-    </w:p>
-    <w:p>
-      <w:pPr>
-        <w:pBdr>
-          <w:left w:val="single" w:color="C15E3C" w:sz="12" w:space="8"/>
-        </w:pBdr>
-        <w:shd w:fill="F7F2E9" w:val="clear"/>
-        <w:spacing w:after="0" w:before="0" w:line="240"/>
-        <w:ind w:left="259"/>
-      </w:pPr>
-      <w:r>
-        <w:rPr>
-          <w:rFonts w:ascii="Consolas" w:cs="Consolas" w:eastAsia="Consolas" w:hAnsi="Consolas"/>
-          <w:b/>
-          <w:bCs/>
-          <w:color w:val="A8432A"/>
-          <w:sz w:val="17"/>
-          <w:szCs w:val="17"/>
-        </w:rPr>
-        <w:t xml:space="preserve">case-status</w:t>
-      </w:r>
-      <w:r>
-        <w:rPr>
-          <w:rFonts w:ascii="Consolas" w:cs="Consolas" w:eastAsia="Consolas" w:hAnsi="Consolas"/>
-          <w:color w:val="35322E"/>
-          <w:sz w:val="17"/>
-          <w:szCs w:val="17"/>
-        </w:rPr>
-        <w:t xml:space="preserve">                    </w:t>
-      </w:r>
-      <w:r>
-        <w:rPr>
-          <w:rFonts w:ascii="Consolas" w:cs="Consolas" w:eastAsia="Consolas" w:hAnsi="Consolas"/>
-          <w:i/>
-          <w:iCs/>
-          <w:color w:val="8C8578"/>
-          <w:sz w:val="17"/>
-          <w:szCs w:val="17"/>
-        </w:rPr>
-        <w:t xml:space="preserve"># confirm the file counts look right</w:t>
-      </w:r>
-    </w:p>
-    <w:p>
-      <w:pPr>
-        <w:pBdr>
-          <w:left w:val="single" w:color="C15E3C" w:sz="12" w:space="8"/>
-        </w:pBdr>
-        <w:shd w:fill="F7F2E9" w:val="clear"/>
-        <w:spacing w:after="0" w:before="0" w:line="240"/>
-        <w:ind w:left="259"/>
-      </w:pPr>
-      <w:r>
-        <w:rPr>
-          <w:rFonts w:ascii="Consolas" w:cs="Consolas" w:eastAsia="Consolas" w:hAnsi="Consolas"/>
-          <w:color w:val="35322E"/>
-          <w:sz w:val="17"/>
-          <w:szCs w:val="17"/>
-        </w:rPr>
-        <w:t xml:space="preserve"> </w:t>
-      </w:r>
-    </w:p>
-    <w:p>
-      <w:pPr>
-        <w:pBdr>
-          <w:left w:val="single" w:color="C15E3C" w:sz="12" w:space="8"/>
-        </w:pBdr>
-        <w:shd w:fill="F7F2E9" w:val="clear"/>
-        <w:spacing w:after="0" w:before="0" w:line="240"/>
-        <w:ind w:left="259"/>
-      </w:pPr>
-      <w:r>
-        <w:rPr>
-          <w:rFonts w:ascii="Consolas" w:cs="Consolas" w:eastAsia="Consolas" w:hAnsi="Consolas"/>
-          <w:i/>
-          <w:iCs/>
-          <w:color w:val="8C8578"/>
-          <w:sz w:val="17"/>
-          <w:szCs w:val="17"/>
-        </w:rPr>
-        <w:t xml:space="preserve"># only once verified:</w:t>
-      </w:r>
-    </w:p>
-    <w:p>
-      <w:pPr>
-        <w:pBdr>
-          <w:bottom w:val="single" w:color="E2D8C8" w:sz="2" w:space="3"/>
-          <w:left w:val="single" w:color="C15E3C" w:sz="12" w:space="8"/>
-        </w:pBdr>
-        <w:shd w:fill="F7F2E9" w:val="clear"/>
-        <w:spacing w:after="160" w:before="0" w:line="240"/>
-        <w:ind w:left="259"/>
-      </w:pPr>
-      <w:r>
-        <w:rPr>
-          <w:rFonts w:ascii="Consolas" w:cs="Consolas" w:eastAsia="Consolas" w:hAnsi="Consolas"/>
-          <w:b/>
-          <w:bCs/>
-          <w:color w:val="A8432A"/>
-          <w:sz w:val="17"/>
-          <w:szCs w:val="17"/>
-        </w:rPr>
-        <w:t xml:space="preserve">rm</w:t>
-      </w:r>
-      <w:r>
-        <w:rPr>
-          <w:rFonts w:ascii="Consolas" w:cs="Consolas" w:eastAsia="Consolas" w:hAnsi="Consolas"/>
-          <w:color w:val="35322E"/>
-          <w:sz w:val="17"/>
-          <w:szCs w:val="17"/>
-        </w:rPr>
-        <w:t xml:space="preserve"> </w:t>
-      </w:r>
-      <w:r>
-        <w:rPr>
-          <w:rFonts w:ascii="Consolas" w:cs="Consolas" w:eastAsia="Consolas" w:hAnsi="Consolas"/>
-          <w:color w:val="1F6E8C"/>
-          <w:sz w:val="17"/>
-          <w:szCs w:val="17"/>
-        </w:rPr>
-        <w:t xml:space="preserve">-rf</w:t>
-      </w:r>
-      <w:r>
-        <w:rPr>
-          <w:rFonts w:ascii="Consolas" w:cs="Consolas" w:eastAsia="Consolas" w:hAnsi="Consolas"/>
-          <w:color w:val="35322E"/>
-          <w:sz w:val="17"/>
-          <w:szCs w:val="17"/>
-        </w:rPr>
-        <w:t xml:space="preserve"> </w:t>
-      </w:r>
-      <w:r>
-        <w:rPr>
-          <w:rFonts w:ascii="Consolas" w:cs="Consolas" w:eastAsia="Consolas" w:hAnsi="Consolas"/>
-          <w:color w:val="35322E"/>
-          <w:sz w:val="17"/>
-          <w:szCs w:val="17"/>
-        </w:rPr>
-        <w:t xml:space="preserve">~/translation-work/plain-backup</w:t>
-      </w:r>
-    </w:p>
-    <w:p>
-      <w:pPr>
-        <w:spacing w:after="120" w:line="264"/>
-      </w:pPr>
-      <w:r>
-        <w:rPr>
-          <w:rFonts w:ascii="Calibri" w:cs="Calibri" w:eastAsia="Calibri" w:hAnsi="Calibri"/>
-          <w:color w:val="1A1A1A"/>
-          <w:sz w:val="21"/>
-          <w:szCs w:val="21"/>
-        </w:rPr>
-        <w:t xml:space="preserve">On an SSD, shred does not reliably overwrite in place because of wear levelling. Treat it as best-effort. The stronger guarantee comes from having had full-disk encryption on all along, which is why both layers matter.</w:t>
-      </w:r>
-    </w:p>
-    <w:p>
-      <w:pPr>
-        <w:pStyle w:val="Heading2"/>
-        <w:spacing w:after="130" w:before="250"/>
-      </w:pPr>
-      <w:r>
-        <w:rPr>
-          <w:rFonts w:ascii="Calibri" w:cs="Calibri" w:eastAsia="Calibri" w:hAnsi="Calibri"/>
-          <w:b/>
-          <w:bCs/>
-          <w:color w:val="1A1A1A"/>
-          <w:sz w:val="24"/>
-          <w:szCs w:val="24"/>
-        </w:rPr>
-        <w:t xml:space="preserve">4.4 Install the guard</w:t>
-      </w:r>
-    </w:p>
-    <w:p>
-      <w:pPr>
-        <w:spacing w:after="120" w:line="264"/>
-      </w:pPr>
-      <w:r>
-        <w:rPr>
-          <w:rFonts w:ascii="Calibri" w:cs="Calibri" w:eastAsia="Calibri" w:hAnsi="Calibri"/>
-          <w:color w:val="1A1A1A"/>
-          <w:sz w:val="21"/>
-          <w:szCs w:val="21"/>
-        </w:rPr>
-        <w:t xml:space="preserve">This is the step that makes the whole arrangement structural rather than procedural. Do not skip it.</w:t>
-      </w:r>
-    </w:p>
-    <w:p>
-      <w:pPr>
-        <w:pBdr>
-          <w:top w:val="single" w:color="E2D8C8" w:sz="2" w:space="3"/>
-          <w:left w:val="single" w:color="C15E3C" w:sz="12" w:space="8"/>
-        </w:pBdr>
-        <w:shd w:fill="F7F2E9" w:val="clear"/>
-        <w:spacing w:after="0" w:before="40" w:line="240"/>
-        <w:ind w:left="259"/>
-      </w:pPr>
-      <w:r>
-        <w:rPr>
-          <w:rFonts w:ascii="Consolas" w:cs="Consolas" w:eastAsia="Consolas" w:hAnsi="Consolas"/>
-          <w:b/>
-          <w:bCs/>
-          <w:color w:val="A8432A"/>
-          <w:sz w:val="17"/>
-          <w:szCs w:val="17"/>
-        </w:rPr>
-        <w:t xml:space="preserve">mkdir</w:t>
-      </w:r>
-      <w:r>
-        <w:rPr>
-          <w:rFonts w:ascii="Consolas" w:cs="Consolas" w:eastAsia="Consolas" w:hAnsi="Consolas"/>
-          <w:color w:val="35322E"/>
-          <w:sz w:val="17"/>
-          <w:szCs w:val="17"/>
-        </w:rPr>
-        <w:t xml:space="preserve"> </w:t>
-      </w:r>
-      <w:r>
-        <w:rPr>
-          <w:rFonts w:ascii="Consolas" w:cs="Consolas" w:eastAsia="Consolas" w:hAnsi="Consolas"/>
-          <w:color w:val="1F6E8C"/>
-          <w:sz w:val="17"/>
-          <w:szCs w:val="17"/>
-        </w:rPr>
-        <w:t xml:space="preserve">-p</w:t>
-      </w:r>
-      <w:r>
-        <w:rPr>
-          <w:rFonts w:ascii="Consolas" w:cs="Consolas" w:eastAsia="Consolas" w:hAnsi="Consolas"/>
-          <w:color w:val="35322E"/>
-          <w:sz w:val="17"/>
-          <w:szCs w:val="17"/>
-        </w:rPr>
-        <w:t xml:space="preserve"> </w:t>
-      </w:r>
-      <w:r>
-        <w:rPr>
-          <w:rFonts w:ascii="Consolas" w:cs="Consolas" w:eastAsia="Consolas" w:hAnsi="Consolas"/>
-          <w:color w:val="35322E"/>
-          <w:sz w:val="17"/>
-          <w:szCs w:val="17"/>
-        </w:rPr>
-        <w:t xml:space="preserve">~/.local/sbin</w:t>
-      </w:r>
-    </w:p>
-    <w:p>
-      <w:pPr>
-        <w:pBdr>
-          <w:left w:val="single" w:color="C15E3C" w:sz="12" w:space="8"/>
-        </w:pBdr>
-        <w:shd w:fill="F7F2E9" w:val="clear"/>
-        <w:spacing w:after="0" w:before="0" w:line="240"/>
-        <w:ind w:left="259"/>
-      </w:pPr>
-      <w:r>
-        <w:rPr>
-          <w:rFonts w:ascii="Consolas" w:cs="Consolas" w:eastAsia="Consolas" w:hAnsi="Consolas"/>
-          <w:b/>
-          <w:bCs/>
-          <w:color w:val="A8432A"/>
-          <w:sz w:val="17"/>
-          <w:szCs w:val="17"/>
-        </w:rPr>
-        <w:t xml:space="preserve">cp</w:t>
-      </w:r>
-      <w:r>
-        <w:rPr>
-          <w:rFonts w:ascii="Consolas" w:cs="Consolas" w:eastAsia="Consolas" w:hAnsi="Consolas"/>
-          <w:color w:val="35322E"/>
-          <w:sz w:val="17"/>
-          <w:szCs w:val="17"/>
-        </w:rPr>
-        <w:t xml:space="preserve"> </w:t>
-      </w:r>
-      <w:r>
-        <w:rPr>
-          <w:rFonts w:ascii="Consolas" w:cs="Consolas" w:eastAsia="Consolas" w:hAnsi="Consolas"/>
-          <w:color w:val="3F7A44"/>
-          <w:sz w:val="17"/>
-          <w:szCs w:val="17"/>
-        </w:rPr>
-        <w:t xml:space="preserve">"$KIT"</w:t>
-      </w:r>
-      <w:r>
-        <w:rPr>
-          <w:rFonts w:ascii="Consolas" w:cs="Consolas" w:eastAsia="Consolas" w:hAnsi="Consolas"/>
-          <w:color w:val="35322E"/>
-          <w:sz w:val="17"/>
-          <w:szCs w:val="17"/>
-        </w:rPr>
-        <w:t xml:space="preserve">/bin/case-guard</w:t>
-      </w:r>
-      <w:r>
-        <w:rPr>
-          <w:rFonts w:ascii="Consolas" w:cs="Consolas" w:eastAsia="Consolas" w:hAnsi="Consolas"/>
-          <w:color w:val="35322E"/>
-          <w:sz w:val="17"/>
-          <w:szCs w:val="17"/>
-        </w:rPr>
-        <w:t xml:space="preserve"> </w:t>
-      </w:r>
-      <w:r>
-        <w:rPr>
-          <w:rFonts w:ascii="Consolas" w:cs="Consolas" w:eastAsia="Consolas" w:hAnsi="Consolas"/>
-          <w:color w:val="35322E"/>
-          <w:sz w:val="17"/>
-          <w:szCs w:val="17"/>
-        </w:rPr>
-        <w:t xml:space="preserve">~/.local/sbin/claude</w:t>
-      </w:r>
-    </w:p>
-    <w:p>
-      <w:pPr>
-        <w:pBdr>
-          <w:left w:val="single" w:color="C15E3C" w:sz="12" w:space="8"/>
-        </w:pBdr>
-        <w:shd w:fill="F7F2E9" w:val="clear"/>
-        <w:spacing w:after="0" w:before="0" w:line="240"/>
-        <w:ind w:left="259"/>
-      </w:pPr>
-      <w:r>
-        <w:rPr>
-          <w:rFonts w:ascii="Consolas" w:cs="Consolas" w:eastAsia="Consolas" w:hAnsi="Consolas"/>
-          <w:b/>
-          <w:bCs/>
-          <w:color w:val="A8432A"/>
-          <w:sz w:val="17"/>
-          <w:szCs w:val="17"/>
-        </w:rPr>
-        <w:t xml:space="preserve">chmod</w:t>
-      </w:r>
-      <w:r>
-        <w:rPr>
-          <w:rFonts w:ascii="Consolas" w:cs="Consolas" w:eastAsia="Consolas" w:hAnsi="Consolas"/>
-          <w:color w:val="35322E"/>
-          <w:sz w:val="17"/>
-          <w:szCs w:val="17"/>
-        </w:rPr>
-        <w:t xml:space="preserve"> </w:t>
-      </w:r>
-      <w:r>
-        <w:rPr>
-          <w:rFonts w:ascii="Consolas" w:cs="Consolas" w:eastAsia="Consolas" w:hAnsi="Consolas"/>
-          <w:color w:val="35322E"/>
-          <w:sz w:val="17"/>
-          <w:szCs w:val="17"/>
-        </w:rPr>
-        <w:t xml:space="preserve">+x</w:t>
-      </w:r>
-      <w:r>
-        <w:rPr>
-          <w:rFonts w:ascii="Consolas" w:cs="Consolas" w:eastAsia="Consolas" w:hAnsi="Consolas"/>
-          <w:color w:val="35322E"/>
-          <w:sz w:val="17"/>
-          <w:szCs w:val="17"/>
-        </w:rPr>
-        <w:t xml:space="preserve"> </w:t>
-      </w:r>
-      <w:r>
-        <w:rPr>
-          <w:rFonts w:ascii="Consolas" w:cs="Consolas" w:eastAsia="Consolas" w:hAnsi="Consolas"/>
-          <w:color w:val="35322E"/>
-          <w:sz w:val="17"/>
-          <w:szCs w:val="17"/>
-        </w:rPr>
-        <w:t xml:space="preserve">~/.local/sbin/claude</w:t>
-      </w:r>
-    </w:p>
-    <w:p>
-      <w:pPr>
-        <w:pBdr>
-          <w:left w:val="single" w:color="C15E3C" w:sz="12" w:space="8"/>
-        </w:pBdr>
-        <w:shd w:fill="F7F2E9" w:val="clear"/>
-        <w:spacing w:after="0" w:before="0" w:line="240"/>
-        <w:ind w:left="259"/>
-      </w:pPr>
-      <w:r>
-        <w:rPr>
-          <w:rFonts w:ascii="Consolas" w:cs="Consolas" w:eastAsia="Consolas" w:hAnsi="Consolas"/>
-          <w:color w:val="35322E"/>
-          <w:sz w:val="17"/>
-          <w:szCs w:val="17"/>
-        </w:rPr>
-        <w:t xml:space="preserve"> </w:t>
-      </w:r>
-    </w:p>
-    <w:p>
-      <w:pPr>
-        <w:pBdr>
-          <w:left w:val="single" w:color="C15E3C" w:sz="12" w:space="8"/>
-        </w:pBdr>
-        <w:shd w:fill="F7F2E9" w:val="clear"/>
-        <w:spacing w:after="0" w:before="0" w:line="240"/>
-        <w:ind w:left="259"/>
-      </w:pPr>
-      <w:r>
-        <w:rPr>
-          <w:rFonts w:ascii="Consolas" w:cs="Consolas" w:eastAsia="Consolas" w:hAnsi="Consolas"/>
-          <w:i/>
-          <w:iCs/>
-          <w:color w:val="8C8578"/>
-          <w:sz w:val="17"/>
-          <w:szCs w:val="17"/>
-        </w:rPr>
-        <w:t xml:space="preserve"># ~/.local/sbin must come first in PATH</w:t>
-      </w:r>
-    </w:p>
-    <w:p>
-      <w:pPr>
-        <w:pBdr>
-          <w:left w:val="single" w:color="C15E3C" w:sz="12" w:space="8"/>
-        </w:pBdr>
-        <w:shd w:fill="F7F2E9" w:val="clear"/>
-        <w:spacing w:after="0" w:before="0" w:line="240"/>
-        <w:ind w:left="259"/>
-      </w:pPr>
-      <w:r>
-        <w:rPr>
-          <w:rFonts w:ascii="Consolas" w:cs="Consolas" w:eastAsia="Consolas" w:hAnsi="Consolas"/>
-          <w:b/>
-          <w:bCs/>
-          <w:color w:val="A8432A"/>
-          <w:sz w:val="17"/>
-          <w:szCs w:val="17"/>
-        </w:rPr>
-        <w:t xml:space="preserve">echo</w:t>
-      </w:r>
-      <w:r>
-        <w:rPr>
-          <w:rFonts w:ascii="Consolas" w:cs="Consolas" w:eastAsia="Consolas" w:hAnsi="Consolas"/>
-          <w:color w:val="35322E"/>
-          <w:sz w:val="17"/>
-          <w:szCs w:val="17"/>
-        </w:rPr>
-        <w:t xml:space="preserve"> </w:t>
-      </w:r>
-      <w:r>
-        <w:rPr>
-          <w:rFonts w:ascii="Consolas" w:cs="Consolas" w:eastAsia="Consolas" w:hAnsi="Consolas"/>
-          <w:color w:val="3F7A44"/>
-          <w:sz w:val="17"/>
-          <w:szCs w:val="17"/>
-        </w:rPr>
-        <w:t xml:space="preserve">'export PATH="$HOME/.local/sbin:$PATH"'</w:t>
-      </w:r>
-      <w:r>
-        <w:rPr>
-          <w:rFonts w:ascii="Consolas" w:cs="Consolas" w:eastAsia="Consolas" w:hAnsi="Consolas"/>
-          <w:color w:val="35322E"/>
-          <w:sz w:val="17"/>
-          <w:szCs w:val="17"/>
-        </w:rPr>
-        <w:t xml:space="preserve"> </w:t>
-      </w:r>
-      <w:r>
-        <w:rPr>
-          <w:rFonts w:ascii="Consolas" w:cs="Consolas" w:eastAsia="Consolas" w:hAnsi="Consolas"/>
-          <w:color w:val="A39C90"/>
-          <w:sz w:val="17"/>
-          <w:szCs w:val="17"/>
-        </w:rPr>
-        <w:t xml:space="preserve">&gt;&gt;</w:t>
-      </w:r>
-      <w:r>
-        <w:rPr>
-          <w:rFonts w:ascii="Consolas" w:cs="Consolas" w:eastAsia="Consolas" w:hAnsi="Consolas"/>
-          <w:color w:val="35322E"/>
-          <w:sz w:val="17"/>
-          <w:szCs w:val="17"/>
-        </w:rPr>
-        <w:t xml:space="preserve"> </w:t>
-      </w:r>
-      <w:r>
-        <w:rPr>
-          <w:rFonts w:ascii="Consolas" w:cs="Consolas" w:eastAsia="Consolas" w:hAnsi="Consolas"/>
-          <w:b/>
-          <w:bCs/>
-          <w:color w:val="A8432A"/>
-          <w:sz w:val="17"/>
-          <w:szCs w:val="17"/>
-        </w:rPr>
-        <w:t xml:space="preserve">~/.bashrc</w:t>
-      </w:r>
-    </w:p>
-    <w:p>
-      <w:pPr>
-        <w:pBdr>
-          <w:left w:val="single" w:color="C15E3C" w:sz="12" w:space="8"/>
-        </w:pBdr>
-        <w:shd w:fill="F7F2E9" w:val="clear"/>
-        <w:spacing w:after="0" w:before="0" w:line="240"/>
-        <w:ind w:left="259"/>
-      </w:pPr>
-      <w:r>
-        <w:rPr>
-          <w:rFonts w:ascii="Consolas" w:cs="Consolas" w:eastAsia="Consolas" w:hAnsi="Consolas"/>
-          <w:b/>
-          <w:bCs/>
-          <w:color w:val="A8432A"/>
-          <w:sz w:val="17"/>
-          <w:szCs w:val="17"/>
-        </w:rPr>
-        <w:t xml:space="preserve">source</w:t>
-      </w:r>
-      <w:r>
-        <w:rPr>
-          <w:rFonts w:ascii="Consolas" w:cs="Consolas" w:eastAsia="Consolas" w:hAnsi="Consolas"/>
-          <w:color w:val="35322E"/>
-          <w:sz w:val="17"/>
-          <w:szCs w:val="17"/>
-        </w:rPr>
-        <w:t xml:space="preserve"> </w:t>
-      </w:r>
-      <w:r>
-        <w:rPr>
-          <w:rFonts w:ascii="Consolas" w:cs="Consolas" w:eastAsia="Consolas" w:hAnsi="Consolas"/>
-          <w:color w:val="35322E"/>
-          <w:sz w:val="17"/>
-          <w:szCs w:val="17"/>
-        </w:rPr>
-        <w:t xml:space="preserve">~/.bashrc</w:t>
-      </w:r>
-    </w:p>
-    <w:p>
-      <w:pPr>
-        <w:pBdr>
-          <w:left w:val="single" w:color="C15E3C" w:sz="12" w:space="8"/>
-        </w:pBdr>
-        <w:shd w:fill="F7F2E9" w:val="clear"/>
-        <w:spacing w:after="0" w:before="0" w:line="240"/>
-        <w:ind w:left="259"/>
-      </w:pPr>
-      <w:r>
-        <w:rPr>
-          <w:rFonts w:ascii="Consolas" w:cs="Consolas" w:eastAsia="Consolas" w:hAnsi="Consolas"/>
-          <w:color w:val="35322E"/>
-          <w:sz w:val="17"/>
-          <w:szCs w:val="17"/>
-        </w:rPr>
-        <w:t xml:space="preserve"> </w:t>
-      </w:r>
-    </w:p>
-    <w:p>
-      <w:pPr>
-        <w:pBdr>
-          <w:left w:val="single" w:color="C15E3C" w:sz="12" w:space="8"/>
-        </w:pBdr>
-        <w:shd w:fill="F7F2E9" w:val="clear"/>
-        <w:spacing w:after="0" w:before="0" w:line="240"/>
-        <w:ind w:left="259"/>
-      </w:pPr>
-      <w:r>
-        <w:rPr>
-          <w:rFonts w:ascii="Consolas" w:cs="Consolas" w:eastAsia="Consolas" w:hAnsi="Consolas"/>
-          <w:i/>
-          <w:iCs/>
-          <w:color w:val="8C8578"/>
-          <w:sz w:val="17"/>
-          <w:szCs w:val="17"/>
-        </w:rPr>
-        <w:t xml:space="preserve"># verify: this should launch normally</w:t>
-      </w:r>
-    </w:p>
-    <w:p>
-      <w:pPr>
-        <w:pBdr>
-          <w:left w:val="single" w:color="C15E3C" w:sz="12" w:space="8"/>
-        </w:pBdr>
-        <w:shd w:fill="F7F2E9" w:val="clear"/>
-        <w:spacing w:after="0" w:before="0" w:line="240"/>
-        <w:ind w:left="259"/>
-      </w:pPr>
-      <w:r>
-        <w:rPr>
-          <w:rFonts w:ascii="Consolas" w:cs="Consolas" w:eastAsia="Consolas" w:hAnsi="Consolas"/>
-          <w:b/>
-          <w:bCs/>
-          <w:color w:val="A8432A"/>
-          <w:sz w:val="17"/>
-          <w:szCs w:val="17"/>
-        </w:rPr>
-        <w:t xml:space="preserve">cd</w:t>
-      </w:r>
-      <w:r>
-        <w:rPr>
-          <w:rFonts w:ascii="Consolas" w:cs="Consolas" w:eastAsia="Consolas" w:hAnsi="Consolas"/>
-          <w:color w:val="35322E"/>
-          <w:sz w:val="17"/>
-          <w:szCs w:val="17"/>
-        </w:rPr>
-        <w:t xml:space="preserve"> </w:t>
-      </w:r>
-      <w:r>
-        <w:rPr>
-          <w:rFonts w:ascii="Consolas" w:cs="Consolas" w:eastAsia="Consolas" w:hAnsi="Consolas"/>
-          <w:color w:val="3F7A44"/>
-          <w:sz w:val="17"/>
-          <w:szCs w:val="17"/>
-        </w:rPr>
-        <w:t xml:space="preserve">"$KIT"</w:t>
-      </w:r>
-      <w:r>
-        <w:rPr>
-          <w:rFonts w:ascii="Consolas" w:cs="Consolas" w:eastAsia="Consolas" w:hAnsi="Consolas"/>
-          <w:color w:val="35322E"/>
-          <w:sz w:val="17"/>
-          <w:szCs w:val="17"/>
-        </w:rPr>
-        <w:t xml:space="preserve"> </w:t>
-      </w:r>
-      <w:r>
-        <w:rPr>
-          <w:rFonts w:ascii="Consolas" w:cs="Consolas" w:eastAsia="Consolas" w:hAnsi="Consolas"/>
-          <w:color w:val="A39C90"/>
-          <w:sz w:val="17"/>
-          <w:szCs w:val="17"/>
-        </w:rPr>
-        <w:t xml:space="preserve">&amp;&amp;</w:t>
-      </w:r>
-      <w:r>
-        <w:rPr>
-          <w:rFonts w:ascii="Consolas" w:cs="Consolas" w:eastAsia="Consolas" w:hAnsi="Consolas"/>
-          <w:color w:val="35322E"/>
-          <w:sz w:val="17"/>
-          <w:szCs w:val="17"/>
-        </w:rPr>
-        <w:t xml:space="preserve"> </w:t>
-      </w:r>
-      <w:r>
-        <w:rPr>
-          <w:rFonts w:ascii="Consolas" w:cs="Consolas" w:eastAsia="Consolas" w:hAnsi="Consolas"/>
-          <w:b/>
-          <w:bCs/>
-          <w:color w:val="A8432A"/>
-          <w:sz w:val="17"/>
-          <w:szCs w:val="17"/>
-        </w:rPr>
-        <w:t xml:space="preserve">claude</w:t>
-      </w:r>
-      <w:r>
-        <w:rPr>
-          <w:rFonts w:ascii="Consolas" w:cs="Consolas" w:eastAsia="Consolas" w:hAnsi="Consolas"/>
-          <w:color w:val="35322E"/>
-          <w:sz w:val="17"/>
-          <w:szCs w:val="17"/>
-        </w:rPr>
-        <w:t xml:space="preserve"> </w:t>
-      </w:r>
-      <w:r>
-        <w:rPr>
-          <w:rFonts w:ascii="Consolas" w:cs="Consolas" w:eastAsia="Consolas" w:hAnsi="Consolas"/>
-          <w:color w:val="1F6E8C"/>
-          <w:sz w:val="17"/>
-          <w:szCs w:val="17"/>
-        </w:rPr>
-        <w:t xml:space="preserve">--version</w:t>
-      </w:r>
-    </w:p>
-    <w:p>
-      <w:pPr>
-        <w:pBdr>
-          <w:left w:val="single" w:color="C15E3C" w:sz="12" w:space="8"/>
-        </w:pBdr>
-        <w:shd w:fill="F7F2E9" w:val="clear"/>
-        <w:spacing w:after="0" w:before="0" w:line="240"/>
-        <w:ind w:left="259"/>
-      </w:pPr>
-      <w:r>
-        <w:rPr>
-          <w:rFonts w:ascii="Consolas" w:cs="Consolas" w:eastAsia="Consolas" w:hAnsi="Consolas"/>
-          <w:color w:val="35322E"/>
-          <w:sz w:val="17"/>
-          <w:szCs w:val="17"/>
-        </w:rPr>
-        <w:t xml:space="preserve"> </w:t>
-      </w:r>
-    </w:p>
-    <w:p>
-      <w:pPr>
-        <w:pBdr>
-          <w:left w:val="single" w:color="C15E3C" w:sz="12" w:space="8"/>
-        </w:pBdr>
-        <w:shd w:fill="F7F2E9" w:val="clear"/>
-        <w:spacing w:after="0" w:before="0" w:line="240"/>
-        <w:ind w:left="259"/>
-      </w:pPr>
-      <w:r>
-        <w:rPr>
-          <w:rFonts w:ascii="Consolas" w:cs="Consolas" w:eastAsia="Consolas" w:hAnsi="Consolas"/>
-          <w:i/>
-          <w:iCs/>
-          <w:color w:val="8C8578"/>
-          <w:sz w:val="17"/>
-          <w:szCs w:val="17"/>
-        </w:rPr>
-        <w:t xml:space="preserve"># verify the block: this should refuse</w:t>
-      </w:r>
-    </w:p>
-    <w:p>
-      <w:pPr>
-        <w:pBdr>
-          <w:bottom w:val="single" w:color="E2D8C8" w:sz="2" w:space="3"/>
-          <w:left w:val="single" w:color="C15E3C" w:sz="12" w:space="8"/>
-        </w:pBdr>
-        <w:shd w:fill="F7F2E9" w:val="clear"/>
-        <w:spacing w:after="160" w:before="0" w:line="240"/>
-        <w:ind w:left="259"/>
-      </w:pPr>
-      <w:r>
-        <w:rPr>
-          <w:rFonts w:ascii="Consolas" w:cs="Consolas" w:eastAsia="Consolas" w:hAnsi="Consolas"/>
-          <w:b/>
-          <w:bCs/>
-          <w:color w:val="A8432A"/>
-          <w:sz w:val="17"/>
-          <w:szCs w:val="17"/>
-        </w:rPr>
-        <w:t xml:space="preserve">case-open</w:t>
-      </w:r>
-      <w:r>
-        <w:rPr>
-          <w:rFonts w:ascii="Consolas" w:cs="Consolas" w:eastAsia="Consolas" w:hAnsi="Consolas"/>
-          <w:color w:val="35322E"/>
-          <w:sz w:val="17"/>
-          <w:szCs w:val="17"/>
-        </w:rPr>
-        <w:t xml:space="preserve"> </w:t>
-      </w:r>
-      <w:r>
-        <w:rPr>
-          <w:rFonts w:ascii="Consolas" w:cs="Consolas" w:eastAsia="Consolas" w:hAnsi="Consolas"/>
-          <w:color w:val="A39C90"/>
-          <w:sz w:val="17"/>
-          <w:szCs w:val="17"/>
-        </w:rPr>
-        <w:t xml:space="preserve">&amp;&amp;</w:t>
-      </w:r>
-      <w:r>
-        <w:rPr>
-          <w:rFonts w:ascii="Consolas" w:cs="Consolas" w:eastAsia="Consolas" w:hAnsi="Consolas"/>
-          <w:color w:val="35322E"/>
-          <w:sz w:val="17"/>
-          <w:szCs w:val="17"/>
-        </w:rPr>
-        <w:t xml:space="preserve"> </w:t>
-      </w:r>
-      <w:r>
-        <w:rPr>
-          <w:rFonts w:ascii="Consolas" w:cs="Consolas" w:eastAsia="Consolas" w:hAnsi="Consolas"/>
-          <w:b/>
-          <w:bCs/>
-          <w:color w:val="A8432A"/>
-          <w:sz w:val="17"/>
-          <w:szCs w:val="17"/>
-        </w:rPr>
-        <w:t xml:space="preserve">cd</w:t>
-      </w:r>
-      <w:r>
-        <w:rPr>
-          <w:rFonts w:ascii="Consolas" w:cs="Consolas" w:eastAsia="Consolas" w:hAnsi="Consolas"/>
-          <w:color w:val="35322E"/>
-          <w:sz w:val="17"/>
-          <w:szCs w:val="17"/>
-        </w:rPr>
-        <w:t xml:space="preserve"> </w:t>
-      </w:r>
-      <w:r>
-        <w:rPr>
-          <w:rFonts w:ascii="Consolas" w:cs="Consolas" w:eastAsia="Consolas" w:hAnsi="Consolas"/>
-          <w:color w:val="3F7A44"/>
-          <w:sz w:val="17"/>
-          <w:szCs w:val="17"/>
-        </w:rPr>
-        <w:t xml:space="preserve">"$KIT"</w:t>
-      </w:r>
-      <w:r>
-        <w:rPr>
-          <w:rFonts w:ascii="Consolas" w:cs="Consolas" w:eastAsia="Consolas" w:hAnsi="Consolas"/>
-          <w:color w:val="35322E"/>
-          <w:sz w:val="17"/>
-          <w:szCs w:val="17"/>
-        </w:rPr>
-        <w:t xml:space="preserve"> </w:t>
-      </w:r>
-      <w:r>
-        <w:rPr>
-          <w:rFonts w:ascii="Consolas" w:cs="Consolas" w:eastAsia="Consolas" w:hAnsi="Consolas"/>
-          <w:color w:val="A39C90"/>
-          <w:sz w:val="17"/>
-          <w:szCs w:val="17"/>
-        </w:rPr>
-        <w:t xml:space="preserve">&amp;&amp;</w:t>
-      </w:r>
-      <w:r>
-        <w:rPr>
-          <w:rFonts w:ascii="Consolas" w:cs="Consolas" w:eastAsia="Consolas" w:hAnsi="Consolas"/>
-          <w:color w:val="35322E"/>
-          <w:sz w:val="17"/>
-          <w:szCs w:val="17"/>
-        </w:rPr>
-        <w:t xml:space="preserve"> </w:t>
-      </w:r>
-      <w:r>
-        <w:rPr>
-          <w:rFonts w:ascii="Consolas" w:cs="Consolas" w:eastAsia="Consolas" w:hAnsi="Consolas"/>
-          <w:b/>
-          <w:bCs/>
-          <w:color w:val="A8432A"/>
-          <w:sz w:val="17"/>
-          <w:szCs w:val="17"/>
-        </w:rPr>
-        <w:t xml:space="preserve">claude</w:t>
-      </w:r>
-      <w:r>
-        <w:rPr>
-          <w:rFonts w:ascii="Consolas" w:cs="Consolas" w:eastAsia="Consolas" w:hAnsi="Consolas"/>
-          <w:color w:val="35322E"/>
-          <w:sz w:val="17"/>
-          <w:szCs w:val="17"/>
-        </w:rPr>
-        <w:t xml:space="preserve">       </w:t>
-      </w:r>
-      <w:r>
-        <w:rPr>
-          <w:rFonts w:ascii="Consolas" w:cs="Consolas" w:eastAsia="Consolas" w:hAnsi="Consolas"/>
-          <w:i/>
-          <w:iCs/>
-          <w:color w:val="8C8578"/>
-          <w:sz w:val="17"/>
-          <w:szCs w:val="17"/>
-        </w:rPr>
-        <w:t xml:space="preserve"># expect a refusal</w:t>
-      </w:r>
-    </w:p>
-    <w:p>
-      <w:pPr>
-        <w:spacing w:after="120" w:line="264"/>
-      </w:pPr>
-      <w:r>
-        <w:rPr>
-          <w:rFonts w:ascii="Calibri" w:cs="Calibri" w:eastAsia="Calibri" w:hAnsi="Calibri"/>
-          <w:color w:val="1A1A1A"/>
-          <w:sz w:val="21"/>
-          <w:szCs w:val="21"/>
-        </w:rPr>
-        <w:t xml:space="preserve">The wrapper resolves the real binary by skipping itself in the PATH search, so it cannot recurse. If it cannot find the real claude it exits rather than failing open.</w:t>
-      </w:r>
-    </w:p>
-    <w:p>
-      <w:pPr>
-        <w:pStyle w:val="Heading2"/>
-        <w:spacing w:after="130" w:before="250"/>
-      </w:pPr>
-      <w:r>
-        <w:rPr>
-          <w:rFonts w:ascii="Calibri" w:cs="Calibri" w:eastAsia="Calibri" w:hAnsi="Calibri"/>
-          <w:b/>
-          <w:bCs/>
-          <w:color w:val="1A1A1A"/>
-          <w:sz w:val="24"/>
-          <w:szCs w:val="24"/>
-        </w:rPr>
-        <w:t xml:space="preserve">4.5 Daily use</w:t>
-      </w:r>
-    </w:p>
-    <w:p>
-      <w:pPr>
-        <w:pBdr>
-          <w:top w:val="single" w:color="E2D8C8" w:sz="2" w:space="3"/>
-          <w:left w:val="single" w:color="C15E3C" w:sz="12" w:space="8"/>
-        </w:pBdr>
-        <w:shd w:fill="F7F2E9" w:val="clear"/>
-        <w:spacing w:after="0" w:before="40" w:line="240"/>
-        <w:ind w:left="259"/>
-      </w:pPr>
-      <w:r>
-        <w:rPr>
-          <w:rFonts w:ascii="Consolas" w:cs="Consolas" w:eastAsia="Consolas" w:hAnsi="Consolas"/>
-          <w:b/>
-          <w:bCs/>
-          <w:color w:val="A8432A"/>
-          <w:sz w:val="17"/>
-          <w:szCs w:val="17"/>
-        </w:rPr>
-        <w:t xml:space="preserve">case-status</w:t>
-      </w:r>
-      <w:r>
-        <w:rPr>
-          <w:rFonts w:ascii="Consolas" w:cs="Consolas" w:eastAsia="Consolas" w:hAnsi="Consolas"/>
-          <w:color w:val="35322E"/>
-          <w:sz w:val="17"/>
-          <w:szCs w:val="17"/>
-        </w:rPr>
-        <w:t xml:space="preserve">              </w:t>
-      </w:r>
-      <w:r>
-        <w:rPr>
-          <w:rFonts w:ascii="Consolas" w:cs="Consolas" w:eastAsia="Consolas" w:hAnsi="Consolas"/>
-          <w:i/>
-          <w:iCs/>
-          <w:color w:val="8C8578"/>
-          <w:sz w:val="17"/>
-          <w:szCs w:val="17"/>
-        </w:rPr>
-        <w:t xml:space="preserve"># open or closed? safe to start a session?</w:t>
-      </w:r>
-    </w:p>
-    <w:p>
-      <w:pPr>
-        <w:pBdr>
-          <w:left w:val="single" w:color="C15E3C" w:sz="12" w:space="8"/>
-        </w:pBdr>
-        <w:shd w:fill="F7F2E9" w:val="clear"/>
-        <w:spacing w:after="0" w:before="0" w:line="240"/>
-        <w:ind w:left="259"/>
-      </w:pPr>
-      <w:r>
-        <w:rPr>
-          <w:rFonts w:ascii="Consolas" w:cs="Consolas" w:eastAsia="Consolas" w:hAnsi="Consolas"/>
-          <w:b/>
-          <w:bCs/>
-          <w:color w:val="A8432A"/>
-          <w:sz w:val="17"/>
-          <w:szCs w:val="17"/>
-        </w:rPr>
-        <w:t xml:space="preserve">tr-project</w:t>
-      </w:r>
-      <w:r>
-        <w:rPr>
-          <w:rFonts w:ascii="Consolas" w:cs="Consolas" w:eastAsia="Consolas" w:hAnsi="Consolas"/>
-          <w:color w:val="35322E"/>
-          <w:sz w:val="17"/>
-          <w:szCs w:val="17"/>
-        </w:rPr>
-        <w:t xml:space="preserve">               </w:t>
-      </w:r>
-      <w:r>
-        <w:rPr>
-          <w:rFonts w:ascii="Consolas" w:cs="Consolas" w:eastAsia="Consolas" w:hAnsi="Consolas"/>
-          <w:i/>
-          <w:iCs/>
-          <w:color w:val="8C8578"/>
-          <w:sz w:val="17"/>
-          <w:szCs w:val="17"/>
-        </w:rPr>
-        <w:t xml:space="preserve"># which matter is active?</w:t>
-      </w:r>
-    </w:p>
-    <w:p>
-      <w:pPr>
-        <w:pBdr>
-          <w:left w:val="single" w:color="C15E3C" w:sz="12" w:space="8"/>
-        </w:pBdr>
-        <w:shd w:fill="F7F2E9" w:val="clear"/>
-        <w:spacing w:after="0" w:before="0" w:line="240"/>
-        <w:ind w:left="259"/>
-      </w:pPr>
-      <w:r>
-        <w:rPr>
-          <w:rFonts w:ascii="Consolas" w:cs="Consolas" w:eastAsia="Consolas" w:hAnsi="Consolas"/>
-          <w:b/>
-          <w:bCs/>
-          <w:color w:val="A8432A"/>
-          <w:sz w:val="17"/>
-          <w:szCs w:val="17"/>
-        </w:rPr>
-        <w:t xml:space="preserve">case-open</w:t>
-      </w:r>
-      <w:r>
-        <w:rPr>
-          <w:rFonts w:ascii="Consolas" w:cs="Consolas" w:eastAsia="Consolas" w:hAnsi="Consolas"/>
-          <w:color w:val="35322E"/>
-          <w:sz w:val="17"/>
-          <w:szCs w:val="17"/>
-        </w:rPr>
-        <w:t xml:space="preserve">                </w:t>
-      </w:r>
-      <w:r>
-        <w:rPr>
-          <w:rFonts w:ascii="Consolas" w:cs="Consolas" w:eastAsia="Consolas" w:hAnsi="Consolas"/>
-          <w:i/>
-          <w:iCs/>
-          <w:color w:val="8C8578"/>
-          <w:sz w:val="17"/>
-          <w:szCs w:val="17"/>
-        </w:rPr>
-        <w:t xml:space="preserve"># unlock and mount</w:t>
-      </w:r>
-    </w:p>
-    <w:p>
-      <w:pPr>
-        <w:pBdr>
-          <w:left w:val="single" w:color="C15E3C" w:sz="12" w:space="8"/>
-        </w:pBdr>
-        <w:shd w:fill="F7F2E9" w:val="clear"/>
-        <w:spacing w:after="0" w:before="0" w:line="240"/>
-        <w:ind w:left="259"/>
-      </w:pPr>
-      <w:r>
-        <w:rPr>
-          <w:rFonts w:ascii="Consolas" w:cs="Consolas" w:eastAsia="Consolas" w:hAnsi="Consolas"/>
-          <w:b/>
-          <w:bCs/>
-          <w:color w:val="A8432A"/>
-          <w:sz w:val="17"/>
-          <w:szCs w:val="17"/>
-        </w:rPr>
-        <w:t xml:space="preserve">case-close</w:t>
-      </w:r>
-      <w:r>
-        <w:rPr>
-          <w:rFonts w:ascii="Consolas" w:cs="Consolas" w:eastAsia="Consolas" w:hAnsi="Consolas"/>
-          <w:color w:val="35322E"/>
-          <w:sz w:val="17"/>
-          <w:szCs w:val="17"/>
-        </w:rPr>
-        <w:t xml:space="preserve">               </w:t>
-      </w:r>
-      <w:r>
-        <w:rPr>
-          <w:rFonts w:ascii="Consolas" w:cs="Consolas" w:eastAsia="Consolas" w:hAnsi="Consolas"/>
-          <w:i/>
-          <w:iCs/>
-          <w:color w:val="8C8578"/>
-          <w:sz w:val="17"/>
-          <w:szCs w:val="17"/>
-        </w:rPr>
-        <w:t xml:space="preserve"># unmount and lock</w:t>
-      </w:r>
-    </w:p>
-    <w:p>
-      <w:pPr>
-        <w:pBdr>
-          <w:bottom w:val="single" w:color="E2D8C8" w:sz="2" w:space="3"/>
-          <w:left w:val="single" w:color="C15E3C" w:sz="12" w:space="8"/>
-        </w:pBdr>
-        <w:shd w:fill="F7F2E9" w:val="clear"/>
-        <w:spacing w:after="160" w:before="0" w:line="240"/>
-        <w:ind w:left="259"/>
-      </w:pPr>
-      <w:r>
-        <w:rPr>
-          <w:rFonts w:ascii="Consolas" w:cs="Consolas" w:eastAsia="Consolas" w:hAnsi="Consolas"/>
-          <w:b/>
-          <w:bCs/>
-          <w:color w:val="A8432A"/>
-          <w:sz w:val="17"/>
-          <w:szCs w:val="17"/>
-        </w:rPr>
-        <w:t xml:space="preserve">case-close</w:t>
-      </w:r>
-      <w:r>
-        <w:rPr>
-          <w:rFonts w:ascii="Consolas" w:cs="Consolas" w:eastAsia="Consolas" w:hAnsi="Consolas"/>
-          <w:color w:val="35322E"/>
-          <w:sz w:val="17"/>
-          <w:szCs w:val="17"/>
-        </w:rPr>
-        <w:t xml:space="preserve"> </w:t>
-      </w:r>
-      <w:r>
-        <w:rPr>
-          <w:rFonts w:ascii="Consolas" w:cs="Consolas" w:eastAsia="Consolas" w:hAnsi="Consolas"/>
-          <w:color w:val="1F6E8C"/>
-          <w:sz w:val="17"/>
-          <w:szCs w:val="17"/>
-        </w:rPr>
-        <w:t xml:space="preserve">-f</w:t>
-      </w:r>
-      <w:r>
-        <w:rPr>
-          <w:rFonts w:ascii="Consolas" w:cs="Consolas" w:eastAsia="Consolas" w:hAnsi="Consolas"/>
-          <w:color w:val="35322E"/>
-          <w:sz w:val="17"/>
-          <w:szCs w:val="17"/>
-        </w:rPr>
-        <w:t xml:space="preserve">            </w:t>
-      </w:r>
-      <w:r>
-        <w:rPr>
-          <w:rFonts w:ascii="Consolas" w:cs="Consolas" w:eastAsia="Consolas" w:hAnsi="Consolas"/>
-          <w:i/>
-          <w:iCs/>
-          <w:color w:val="8C8578"/>
-          <w:sz w:val="17"/>
-          <w:szCs w:val="17"/>
-        </w:rPr>
-        <w:t xml:space="preserve"># force, when a batch is still running</w:t>
-      </w:r>
-    </w:p>
-    <w:p>
-      <w:pPr>
-        <w:spacing w:after="120" w:line="264"/>
-      </w:pPr>
-      <w:r>
-        <w:rPr>
-          <w:rFonts w:ascii="Calibri" w:cs="Calibri" w:eastAsia="Calibri" w:hAnsi="Calibri"/>
-          <w:color w:val="1A1A1A"/>
-          <w:sz w:val="21"/>
-          <w:szCs w:val="21"/>
-        </w:rPr>
-        <w:t xml:space="preserve">case-close reports which processes still hold files open rather than failing with a bare "target is busy", which during a multi-day batch is the difference between a useful message and a puzzle. With fingerprint sudo already configured, each of these is a touch of the reader.</w:t>
+        </w:rPr>
+        <w:t>Sparse file, so the container does not shrink on disk when a project is removed; the space is reused by the next one. Check what is there with case-status, which lists each project and its file counts.</w:t>
       </w:r>
     </w:p>
     <w:p>

--- a/03-encrypted-case-container.docx
+++ b/03-encrypted-case-container.docx
@@ -2511,6 +2511,28 @@
     </w:p>
     <w:p>
       <w:pPr>
+        <w:spacing w:after="120" w:line="264"/>
+      </w:pPr>
+      <w:r>
+        <w:rPr>
+          <w:rFonts w:ascii="Calibri" w:hAnsi="Calibri"/>
+          <w:b/>
+          <w:color w:val="1A1A1A"/>
+          <w:sz w:val="21"/>
+        </w:rPr>
+        <w:t>Confirm both guards are installed, rather than assuming it.</w:t>
+      </w:r>
+      <w:r>
+        <w:rPr>
+          <w:rFonts w:ascii="Calibri" w:hAnsi="Calibri"/>
+          <w:color w:val="1A1A1A"/>
+          <w:sz w:val="21"/>
+        </w:rPr>
+        <w:t xml:space="preserve"> case-status now reports each one, and both must read installed. This exists because the assumption failed: the wrapper makes the boundary structural instead of remembered, but running the installer was itself remembered, and on this machine it was not done. The terminal guard was in place, the desktop guard was never installed, and Claude Desktop launched with the container mounted. Every document said the boundary was closed; nothing checked.</w:t>
+      </w:r>
+    </w:p>
+    <w:p>
+      <w:pPr>
         <w:pStyle w:val="Heading2"/>
         <w:spacing w:after="130" w:before="250"/>
       </w:pPr>

--- a/03-encrypted-case-container.docx
+++ b/03-encrypted-case-container.docx
@@ -2683,6 +2683,91 @@
       </w:pPr>
       <w:r>
         <w:rPr>
+          <w:rFonts w:ascii="Consolas" w:hAnsi="Consolas"/>
+          <w:b/>
+          <w:color w:val="A8432A"/>
+          <w:sz w:val="17"/>
+        </w:rPr>
+        <w:t>cd</w:t>
+      </w:r>
+      <w:r>
+        <w:rPr>
+          <w:rFonts w:ascii="Consolas" w:hAnsi="Consolas"/>
+          <w:color w:val="35322E"/>
+          <w:sz w:val="17"/>
+        </w:rPr>
+        <w:t xml:space="preserve"> </w:t>
+      </w:r>
+      <w:r>
+        <w:rPr>
+          <w:rFonts w:ascii="Consolas" w:hAnsi="Consolas"/>
+          <w:color w:val="35322E"/>
+          <w:sz w:val="17"/>
+        </w:rPr>
+        <w:t>~</w:t>
+      </w:r>
+      <w:r>
+        <w:rPr>
+          <w:rFonts w:ascii="Consolas" w:hAnsi="Consolas"/>
+          <w:color w:val="35322E"/>
+          <w:sz w:val="17"/>
+        </w:rPr>
+        <w:t xml:space="preserve"> </w:t>
+      </w:r>
+      <w:r>
+        <w:rPr>
+          <w:rFonts w:ascii="Consolas" w:hAnsi="Consolas"/>
+          <w:color w:val="A39C90"/>
+          <w:sz w:val="17"/>
+        </w:rPr>
+        <w:t>&amp;&amp;</w:t>
+      </w:r>
+      <w:r>
+        <w:rPr>
+          <w:rFonts w:ascii="Consolas" w:hAnsi="Consolas"/>
+          <w:color w:val="35322E"/>
+          <w:sz w:val="17"/>
+        </w:rPr>
+        <w:t xml:space="preserve"> </w:t>
+      </w:r>
+      <w:r>
+        <w:rPr>
+          <w:rFonts w:ascii="Consolas" w:hAnsi="Consolas"/>
+          <w:b/>
+          <w:color w:val="A8432A"/>
+          <w:sz w:val="17"/>
+        </w:rPr>
+        <w:t>case-close</w:t>
+      </w:r>
+      <w:r>
+        <w:rPr>
+          <w:rFonts w:ascii="Consolas" w:hAnsi="Consolas"/>
+          <w:color w:val="35322E"/>
+          <w:sz w:val="17"/>
+        </w:rPr>
+        <w:t xml:space="preserve">              </w:t>
+      </w:r>
+      <w:r>
+        <w:rPr>
+          <w:rFonts w:ascii="Consolas" w:hAnsi="Consolas"/>
+          <w:color w:val="8C8578"/>
+          <w:sz w:val="17"/>
+        </w:rPr>
+        <w:t># unmount and lock</w:t>
+      </w:r>
+    </w:p>
+    <w:p>
+      <w:pPr>
+        <w:pBdr>
+          <w:bottom w:val="single" w:color="E2D8C8" w:sz="2" w:space="3"/>
+          <w:left w:val="single" w:color="C15E3C" w:sz="12" w:space="8"/>
+        </w:pBdr>
+        <w:shd w:fill="F7F2E9" w:val="clear"/>
+        <w:spacing w:after="160" w:before="0" w:line="240"/>
+        <w:ind w:left="259"/>
+      </w:pPr>
+      <w:r>
+        <w:rPr>
           <w:rFonts w:ascii="Consolas" w:cs="Consolas" w:eastAsia="Consolas" w:hAnsi="Consolas"/>
           <w:b/>
           <w:bCs/>
@@ -2699,7 +2784,25 @@
           <w:sz w:val="17"/>
           <w:szCs w:val="17"/>
         </w:rPr>
-        <w:t xml:space="preserve">               </w:t>
+        <w:t xml:space="preserve"> </w:t>
+      </w:r>
+      <w:r>
+        <w:rPr>
+          <w:rFonts w:ascii="Consolas" w:cs="Consolas" w:eastAsia="Consolas" w:hAnsi="Consolas"/>
+          <w:color w:val="1F6E8C"/>
+          <w:sz w:val="17"/>
+          <w:szCs w:val="17"/>
+        </w:rPr>
+        <w:t xml:space="preserve">-f</w:t>
+      </w:r>
+      <w:r>
+        <w:rPr>
+          <w:rFonts w:ascii="Consolas" w:cs="Consolas" w:eastAsia="Consolas" w:hAnsi="Consolas"/>
+          <w:color w:val="35322E"/>
+          <w:sz w:val="17"/>
+          <w:szCs w:val="17"/>
+        </w:rPr>
+        <w:t xml:space="preserve">            </w:t>
       </w:r>
       <w:r>
         <w:rPr>
@@ -2710,7 +2813,7 @@
           <w:sz w:val="17"/>
           <w:szCs w:val="17"/>
         </w:rPr>
-        <w:t xml:space="preserve"># unmount and lock</w:t>
+        <w:t xml:space="preserve"># force, when a batch is still running</w:t>
       </w:r>
     </w:p>
     <w:p>
@@ -2725,52 +2828,20 @@
       </w:pPr>
       <w:r>
         <w:rPr>
-          <w:rFonts w:ascii="Consolas" w:cs="Consolas" w:eastAsia="Consolas" w:hAnsi="Consolas"/>
-          <w:b/>
-          <w:bCs/>
+          <w:rFonts w:ascii="Consolas" w:hAnsi="Consolas"/>
+          <w:b/>
           <w:color w:val="A8432A"/>
           <w:sz w:val="17"/>
-          <w:szCs w:val="17"/>
-        </w:rPr>
-        <w:t xml:space="preserve">case-close</w:t>
-      </w:r>
-      <w:r>
-        <w:rPr>
-          <w:rFonts w:ascii="Consolas" w:cs="Consolas" w:eastAsia="Consolas" w:hAnsi="Consolas"/>
-          <w:color w:val="35322E"/>
-          <w:sz w:val="17"/>
-          <w:szCs w:val="17"/>
-        </w:rPr>
-        <w:t xml:space="preserve"> </w:t>
-      </w:r>
-      <w:r>
-        <w:rPr>
-          <w:rFonts w:ascii="Consolas" w:cs="Consolas" w:eastAsia="Consolas" w:hAnsi="Consolas"/>
-          <w:color w:val="1F6E8C"/>
-          <w:sz w:val="17"/>
-          <w:szCs w:val="17"/>
-        </w:rPr>
-        <w:t xml:space="preserve">-f</w:t>
-      </w:r>
-      <w:r>
-        <w:rPr>
-          <w:rFonts w:ascii="Consolas" w:cs="Consolas" w:eastAsia="Consolas" w:hAnsi="Consolas"/>
-          <w:color w:val="35322E"/>
-          <w:sz w:val="17"/>
-          <w:szCs w:val="17"/>
-        </w:rPr>
-        <w:t xml:space="preserve">            </w:t>
-      </w:r>
-      <w:r>
-        <w:rPr>
-          <w:rFonts w:ascii="Consolas" w:cs="Consolas" w:eastAsia="Consolas" w:hAnsi="Consolas"/>
-          <w:i/>
-          <w:iCs/>
-          <w:color w:val="8C8578"/>
-          <w:sz w:val="17"/>
-          <w:szCs w:val="17"/>
-        </w:rPr>
-        <w:t xml:space="preserve"># force, when a batch is still running</w:t>
+        </w:rPr>
+        <w:t>cd out first, and not for tidiness.</w:t>
+      </w:r>
+      <w:r>
+        <w:rPr>
+          <w:rFonts w:ascii="Consolas" w:hAnsi="Consolas"/>
+          <w:color w:val="A8432A"/>
+          <w:sz w:val="17"/>
+        </w:rPr>
+        <w:t xml:space="preserve"> A shell whose working directory is inside the container keeps the filesystem busy exactly as an open file does. The kernel makes no distinction, and -f does not help - it forces past processes holding files, not past a working directory. Closing from inside the project directory fails either way; leaving it first always works.</w:t>
       </w:r>
     </w:p>
     <w:p>
